--- a/Servicio_Transporte_Examen_JuanD.docx
+++ b/Servicio_Transporte_Examen_JuanD.docx
@@ -21,6 +21,7 @@
       <w:r>
         <w:rPr>
           <w:rFonts w:ascii="Arial" w:hAnsi="Arial" w:cs="Arial"/>
+          <w:noProof/>
         </w:rPr>
         <w:drawing>
           <wp:inline distT="0" distB="0" distL="0" distR="0" wp14:anchorId="3927FE20" wp14:editId="74BECAC2">
@@ -309,6 +310,414 @@
           <w:bCs/>
         </w:rPr>
         <w:lastRenderedPageBreak/>
+        <w:t>Contenido</w:t>
+      </w:r>
+    </w:p>
+    <w:p>
+      <w:pPr>
+        <w:spacing w:line="360" w:lineRule="auto"/>
+        <w:jc w:val="both"/>
+        <w:rPr>
+          <w:rFonts w:ascii="Arial" w:hAnsi="Arial" w:cs="Arial"/>
+          <w:b/>
+          <w:bCs/>
+        </w:rPr>
+      </w:pPr>
+      <w:r>
+        <w:rPr>
+          <w:rFonts w:ascii="Arial" w:hAnsi="Arial" w:cs="Arial"/>
+          <w:b/>
+          <w:bCs/>
+        </w:rPr>
+        <w:t>Tabla de contenido</w:t>
+      </w:r>
+    </w:p>
+    <w:p>
+      <w:pPr>
+        <w:pStyle w:val="Prrafodelista"/>
+        <w:numPr>
+          <w:ilvl w:val="0"/>
+          <w:numId w:val="11"/>
+        </w:numPr>
+        <w:spacing w:line="360" w:lineRule="auto"/>
+        <w:jc w:val="both"/>
+        <w:rPr>
+          <w:rFonts w:ascii="Arial" w:hAnsi="Arial" w:cs="Arial"/>
+          <w:b/>
+          <w:bCs/>
+        </w:rPr>
+      </w:pPr>
+      <w:r>
+        <w:rPr>
+          <w:rFonts w:ascii="Arial" w:hAnsi="Arial" w:cs="Arial"/>
+        </w:rPr>
+        <w:t xml:space="preserve">Introducción </w:t>
+      </w:r>
+    </w:p>
+    <w:p>
+      <w:pPr>
+        <w:pStyle w:val="Prrafodelista"/>
+        <w:numPr>
+          <w:ilvl w:val="0"/>
+          <w:numId w:val="11"/>
+        </w:numPr>
+        <w:spacing w:line="360" w:lineRule="auto"/>
+        <w:jc w:val="both"/>
+        <w:rPr>
+          <w:rFonts w:ascii="Arial" w:hAnsi="Arial" w:cs="Arial"/>
+          <w:b/>
+          <w:bCs/>
+        </w:rPr>
+      </w:pPr>
+      <w:r>
+        <w:rPr>
+          <w:rFonts w:ascii="Arial" w:hAnsi="Arial" w:cs="Arial"/>
+        </w:rPr>
+        <w:t>Problemática</w:t>
+      </w:r>
+    </w:p>
+    <w:p>
+      <w:pPr>
+        <w:pStyle w:val="Prrafodelista"/>
+        <w:numPr>
+          <w:ilvl w:val="0"/>
+          <w:numId w:val="11"/>
+        </w:numPr>
+        <w:spacing w:line="360" w:lineRule="auto"/>
+        <w:jc w:val="both"/>
+        <w:rPr>
+          <w:rFonts w:ascii="Arial" w:hAnsi="Arial" w:cs="Arial"/>
+          <w:b/>
+          <w:bCs/>
+        </w:rPr>
+      </w:pPr>
+      <w:r>
+        <w:rPr>
+          <w:rFonts w:ascii="Arial" w:hAnsi="Arial" w:cs="Arial"/>
+        </w:rPr>
+        <w:t>Objetivos</w:t>
+      </w:r>
+    </w:p>
+    <w:p>
+      <w:pPr>
+        <w:pStyle w:val="Prrafodelista"/>
+        <w:numPr>
+          <w:ilvl w:val="1"/>
+          <w:numId w:val="11"/>
+        </w:numPr>
+        <w:spacing w:line="360" w:lineRule="auto"/>
+        <w:jc w:val="both"/>
+        <w:rPr>
+          <w:rFonts w:ascii="Arial" w:hAnsi="Arial" w:cs="Arial"/>
+          <w:b/>
+          <w:bCs/>
+        </w:rPr>
+      </w:pPr>
+      <w:r>
+        <w:rPr>
+          <w:rFonts w:ascii="Arial" w:hAnsi="Arial" w:cs="Arial"/>
+        </w:rPr>
+        <w:t>Objetivo General</w:t>
+      </w:r>
+    </w:p>
+    <w:p>
+      <w:pPr>
+        <w:pStyle w:val="Prrafodelista"/>
+        <w:numPr>
+          <w:ilvl w:val="1"/>
+          <w:numId w:val="11"/>
+        </w:numPr>
+        <w:spacing w:line="360" w:lineRule="auto"/>
+        <w:jc w:val="both"/>
+        <w:rPr>
+          <w:rFonts w:ascii="Arial" w:hAnsi="Arial" w:cs="Arial"/>
+          <w:b/>
+          <w:bCs/>
+        </w:rPr>
+      </w:pPr>
+      <w:r>
+        <w:rPr>
+          <w:rFonts w:ascii="Arial" w:hAnsi="Arial" w:cs="Arial"/>
+        </w:rPr>
+        <w:t xml:space="preserve">Objetivos específicos </w:t>
+      </w:r>
+    </w:p>
+    <w:p>
+      <w:pPr>
+        <w:pStyle w:val="Prrafodelista"/>
+        <w:numPr>
+          <w:ilvl w:val="0"/>
+          <w:numId w:val="11"/>
+        </w:numPr>
+        <w:spacing w:line="360" w:lineRule="auto"/>
+        <w:jc w:val="both"/>
+        <w:rPr>
+          <w:rFonts w:ascii="Arial" w:hAnsi="Arial" w:cs="Arial"/>
+          <w:b/>
+          <w:bCs/>
+        </w:rPr>
+      </w:pPr>
+      <w:r>
+        <w:rPr>
+          <w:rFonts w:ascii="Arial" w:hAnsi="Arial" w:cs="Arial"/>
+        </w:rPr>
+        <w:t>Justificación</w:t>
+      </w:r>
+      <w:r>
+        <w:rPr>
+          <w:rFonts w:ascii="Arial" w:hAnsi="Arial" w:cs="Arial"/>
+        </w:rPr>
+        <w:t xml:space="preserve"> </w:t>
+      </w:r>
+    </w:p>
+    <w:p>
+      <w:pPr>
+        <w:pStyle w:val="Prrafodelista"/>
+        <w:numPr>
+          <w:ilvl w:val="0"/>
+          <w:numId w:val="11"/>
+        </w:numPr>
+        <w:spacing w:line="360" w:lineRule="auto"/>
+        <w:jc w:val="both"/>
+        <w:rPr>
+          <w:rFonts w:ascii="Arial" w:hAnsi="Arial" w:cs="Arial"/>
+          <w:b/>
+          <w:bCs/>
+        </w:rPr>
+      </w:pPr>
+      <w:r>
+        <w:rPr>
+          <w:rFonts w:ascii="Arial" w:hAnsi="Arial" w:cs="Arial"/>
+        </w:rPr>
+        <w:t>Variables</w:t>
+      </w:r>
+    </w:p>
+    <w:p>
+      <w:pPr>
+        <w:pStyle w:val="Prrafodelista"/>
+        <w:numPr>
+          <w:ilvl w:val="0"/>
+          <w:numId w:val="11"/>
+        </w:numPr>
+        <w:spacing w:line="360" w:lineRule="auto"/>
+        <w:jc w:val="both"/>
+        <w:rPr>
+          <w:rFonts w:ascii="Arial" w:hAnsi="Arial" w:cs="Arial"/>
+          <w:b/>
+          <w:bCs/>
+        </w:rPr>
+      </w:pPr>
+      <w:r>
+        <w:rPr>
+          <w:rFonts w:ascii="Arial" w:hAnsi="Arial" w:cs="Arial"/>
+        </w:rPr>
+        <w:t>Reglas y condiciones</w:t>
+      </w:r>
+    </w:p>
+    <w:p>
+      <w:pPr>
+        <w:pStyle w:val="Prrafodelista"/>
+        <w:numPr>
+          <w:ilvl w:val="0"/>
+          <w:numId w:val="11"/>
+        </w:numPr>
+        <w:spacing w:line="360" w:lineRule="auto"/>
+        <w:jc w:val="both"/>
+        <w:rPr>
+          <w:rFonts w:ascii="Arial" w:hAnsi="Arial" w:cs="Arial"/>
+          <w:b/>
+          <w:bCs/>
+        </w:rPr>
+      </w:pPr>
+      <w:r>
+        <w:rPr>
+          <w:rFonts w:ascii="Arial" w:hAnsi="Arial" w:cs="Arial"/>
+        </w:rPr>
+        <w:t>Diagrama de flujo</w:t>
+      </w:r>
+    </w:p>
+    <w:p>
+      <w:pPr>
+        <w:pStyle w:val="Prrafodelista"/>
+        <w:numPr>
+          <w:ilvl w:val="0"/>
+          <w:numId w:val="11"/>
+        </w:numPr>
+        <w:spacing w:line="360" w:lineRule="auto"/>
+        <w:jc w:val="both"/>
+        <w:rPr>
+          <w:rFonts w:ascii="Arial" w:hAnsi="Arial" w:cs="Arial"/>
+          <w:b/>
+          <w:bCs/>
+        </w:rPr>
+      </w:pPr>
+      <w:r>
+        <w:rPr>
+          <w:rFonts w:ascii="Arial" w:hAnsi="Arial" w:cs="Arial"/>
+        </w:rPr>
+        <w:t xml:space="preserve">Conclusión </w:t>
+      </w:r>
+    </w:p>
+    <w:p>
+      <w:pPr>
+        <w:spacing w:line="360" w:lineRule="auto"/>
+        <w:jc w:val="center"/>
+        <w:rPr>
+          <w:rFonts w:ascii="Arial" w:hAnsi="Arial" w:cs="Arial"/>
+          <w:b/>
+          <w:bCs/>
+        </w:rPr>
+      </w:pPr>
+    </w:p>
+    <w:p>
+      <w:pPr>
+        <w:spacing w:line="360" w:lineRule="auto"/>
+        <w:jc w:val="center"/>
+        <w:rPr>
+          <w:rFonts w:ascii="Arial" w:hAnsi="Arial" w:cs="Arial"/>
+          <w:b/>
+          <w:bCs/>
+        </w:rPr>
+      </w:pPr>
+    </w:p>
+    <w:p>
+      <w:pPr>
+        <w:spacing w:line="360" w:lineRule="auto"/>
+        <w:jc w:val="center"/>
+        <w:rPr>
+          <w:rFonts w:ascii="Arial" w:hAnsi="Arial" w:cs="Arial"/>
+          <w:b/>
+          <w:bCs/>
+        </w:rPr>
+      </w:pPr>
+    </w:p>
+    <w:p>
+      <w:pPr>
+        <w:spacing w:line="360" w:lineRule="auto"/>
+        <w:jc w:val="center"/>
+        <w:rPr>
+          <w:rFonts w:ascii="Arial" w:hAnsi="Arial" w:cs="Arial"/>
+          <w:b/>
+          <w:bCs/>
+        </w:rPr>
+      </w:pPr>
+    </w:p>
+    <w:p>
+      <w:pPr>
+        <w:spacing w:line="360" w:lineRule="auto"/>
+        <w:jc w:val="center"/>
+        <w:rPr>
+          <w:rFonts w:ascii="Arial" w:hAnsi="Arial" w:cs="Arial"/>
+          <w:b/>
+          <w:bCs/>
+        </w:rPr>
+      </w:pPr>
+    </w:p>
+    <w:p>
+      <w:pPr>
+        <w:spacing w:line="360" w:lineRule="auto"/>
+        <w:jc w:val="center"/>
+        <w:rPr>
+          <w:rFonts w:ascii="Arial" w:hAnsi="Arial" w:cs="Arial"/>
+          <w:b/>
+          <w:bCs/>
+        </w:rPr>
+      </w:pPr>
+    </w:p>
+    <w:p>
+      <w:pPr>
+        <w:spacing w:line="360" w:lineRule="auto"/>
+        <w:jc w:val="center"/>
+        <w:rPr>
+          <w:rFonts w:ascii="Arial" w:hAnsi="Arial" w:cs="Arial"/>
+          <w:b/>
+          <w:bCs/>
+        </w:rPr>
+      </w:pPr>
+    </w:p>
+    <w:p>
+      <w:pPr>
+        <w:spacing w:line="360" w:lineRule="auto"/>
+        <w:jc w:val="center"/>
+        <w:rPr>
+          <w:rFonts w:ascii="Arial" w:hAnsi="Arial" w:cs="Arial"/>
+          <w:b/>
+          <w:bCs/>
+        </w:rPr>
+      </w:pPr>
+    </w:p>
+    <w:p>
+      <w:pPr>
+        <w:spacing w:line="360" w:lineRule="auto"/>
+        <w:jc w:val="center"/>
+        <w:rPr>
+          <w:rFonts w:ascii="Arial" w:hAnsi="Arial" w:cs="Arial"/>
+          <w:b/>
+          <w:bCs/>
+        </w:rPr>
+      </w:pPr>
+    </w:p>
+    <w:p>
+      <w:pPr>
+        <w:spacing w:line="360" w:lineRule="auto"/>
+        <w:jc w:val="center"/>
+        <w:rPr>
+          <w:rFonts w:ascii="Arial" w:hAnsi="Arial" w:cs="Arial"/>
+          <w:b/>
+          <w:bCs/>
+        </w:rPr>
+      </w:pPr>
+    </w:p>
+    <w:p>
+      <w:pPr>
+        <w:spacing w:line="360" w:lineRule="auto"/>
+        <w:jc w:val="center"/>
+        <w:rPr>
+          <w:rFonts w:ascii="Arial" w:hAnsi="Arial" w:cs="Arial"/>
+          <w:b/>
+          <w:bCs/>
+        </w:rPr>
+      </w:pPr>
+    </w:p>
+    <w:p>
+      <w:pPr>
+        <w:spacing w:line="360" w:lineRule="auto"/>
+        <w:jc w:val="center"/>
+        <w:rPr>
+          <w:rFonts w:ascii="Arial" w:hAnsi="Arial" w:cs="Arial"/>
+          <w:b/>
+          <w:bCs/>
+        </w:rPr>
+      </w:pPr>
+    </w:p>
+    <w:p>
+      <w:pPr>
+        <w:spacing w:line="360" w:lineRule="auto"/>
+        <w:jc w:val="center"/>
+        <w:rPr>
+          <w:rFonts w:ascii="Arial" w:hAnsi="Arial" w:cs="Arial"/>
+          <w:b/>
+          <w:bCs/>
+        </w:rPr>
+      </w:pPr>
+    </w:p>
+    <w:p>
+      <w:pPr>
+        <w:spacing w:line="360" w:lineRule="auto"/>
+        <w:jc w:val="center"/>
+        <w:rPr>
+          <w:rFonts w:ascii="Arial" w:hAnsi="Arial" w:cs="Arial"/>
+          <w:b/>
+          <w:bCs/>
+        </w:rPr>
+      </w:pPr>
+      <w:r>
+        <w:rPr>
+          <w:rFonts w:ascii="Arial" w:hAnsi="Arial" w:cs="Arial"/>
+          <w:b/>
+          <w:bCs/>
+        </w:rPr>
+        <w:lastRenderedPageBreak/>
         <w:t>Introducción</w:t>
       </w:r>
     </w:p>
@@ -581,19 +990,7 @@
         <w:rPr>
           <w:rFonts w:ascii="Arial" w:hAnsi="Arial" w:cs="Arial"/>
         </w:rPr>
-        <w:t xml:space="preserve">- </w:t>
-      </w:r>
-      <w:r>
-        <w:rPr>
-          <w:rFonts w:ascii="Arial" w:hAnsi="Arial" w:cs="Arial"/>
-        </w:rPr>
-        <w:t>Vulnerabilidad ante el Error de Cálculo</w:t>
-      </w:r>
-      <w:r>
-        <w:rPr>
-          <w:rFonts w:ascii="Arial" w:hAnsi="Arial" w:cs="Arial"/>
-        </w:rPr>
-        <w:t>:</w:t>
+        <w:t>- Vulnerabilidad ante el Error de Cálculo:</w:t>
       </w:r>
       <w:r>
         <w:rPr>
@@ -622,13 +1019,7 @@
         <w:rPr>
           <w:rFonts w:ascii="Arial" w:hAnsi="Arial" w:cs="Arial"/>
         </w:rPr>
-        <w:t xml:space="preserve">- </w:t>
-      </w:r>
-      <w:r>
-        <w:rPr>
-          <w:rFonts w:ascii="Arial" w:hAnsi="Arial" w:cs="Arial"/>
-        </w:rPr>
-        <w:t>Opacidad en los Tiempos de Respuesta</w:t>
+        <w:t>- Opacidad en los Tiempos de Respuesta</w:t>
       </w:r>
       <w:r>
         <w:rPr>
@@ -2889,28 +3280,14 @@
         <w:rPr>
           <w:rFonts w:ascii="Arial" w:hAnsi="Arial" w:cs="Arial"/>
         </w:rPr>
-        <w:t xml:space="preserve"> = suma de </w:t>
-      </w:r>
-      <w:proofErr w:type="gramStart"/>
-      <w:r>
-        <w:rPr>
-          <w:rFonts w:ascii="Arial" w:hAnsi="Arial" w:cs="Arial"/>
-        </w:rPr>
-        <w:t xml:space="preserve">todos los </w:t>
+        <w:t xml:space="preserve"> = suma de todos los </w:t>
       </w:r>
       <w:proofErr w:type="spellStart"/>
       <w:r>
         <w:rPr>
           <w:rFonts w:ascii="Arial" w:hAnsi="Arial" w:cs="Arial"/>
         </w:rPr>
-        <w:t>total</w:t>
-      </w:r>
-      <w:proofErr w:type="gramEnd"/>
-      <w:r>
-        <w:rPr>
-          <w:rFonts w:ascii="Arial" w:hAnsi="Arial" w:cs="Arial"/>
-        </w:rPr>
-        <w:t>_dia</w:t>
+        <w:t>total_dia</w:t>
       </w:r>
       <w:proofErr w:type="spellEnd"/>
       <w:r>
@@ -2989,6 +3366,1023 @@
         <w:jc w:val="both"/>
         <w:rPr>
           <w:rFonts w:ascii="Arial" w:hAnsi="Arial" w:cs="Arial"/>
+        </w:rPr>
+      </w:pPr>
+    </w:p>
+    <w:p>
+      <w:pPr>
+        <w:spacing w:line="360" w:lineRule="auto"/>
+        <w:jc w:val="center"/>
+        <w:rPr>
+          <w:rFonts w:ascii="Arial" w:hAnsi="Arial" w:cs="Arial"/>
+          <w:b/>
+          <w:bCs/>
+        </w:rPr>
+      </w:pPr>
+      <w:r>
+        <w:rPr>
+          <w:rFonts w:ascii="Arial" w:hAnsi="Arial" w:cs="Arial"/>
+          <w:b/>
+          <w:bCs/>
+        </w:rPr>
+        <w:lastRenderedPageBreak/>
+        <w:t>Reglas y condiciones</w:t>
+      </w:r>
+    </w:p>
+    <w:p>
+      <w:pPr>
+        <w:spacing w:line="360" w:lineRule="auto"/>
+        <w:jc w:val="both"/>
+        <w:rPr>
+          <w:rFonts w:ascii="Arial" w:hAnsi="Arial" w:cs="Arial"/>
+          <w:b/>
+          <w:bCs/>
+        </w:rPr>
+      </w:pPr>
+      <w:r>
+        <w:rPr>
+          <w:rFonts w:ascii="Arial" w:hAnsi="Arial" w:cs="Arial"/>
+          <w:b/>
+          <w:bCs/>
+        </w:rPr>
+        <w:t>Configuración de Temporalidad (Lógica de Mes)</w:t>
+      </w:r>
+    </w:p>
+    <w:p>
+      <w:pPr>
+        <w:numPr>
+          <w:ilvl w:val="0"/>
+          <w:numId w:val="7"/>
+        </w:numPr>
+        <w:spacing w:line="360" w:lineRule="auto"/>
+        <w:jc w:val="both"/>
+        <w:rPr>
+          <w:rFonts w:ascii="Arial" w:hAnsi="Arial" w:cs="Arial"/>
+        </w:rPr>
+      </w:pPr>
+      <w:r>
+        <w:rPr>
+          <w:rFonts w:ascii="Arial" w:hAnsi="Arial" w:cs="Arial"/>
+          <w:b/>
+          <w:bCs/>
+        </w:rPr>
+        <w:t>Determinación del Límite del Mes:</w:t>
+      </w:r>
+      <w:r>
+        <w:rPr>
+          <w:rFonts w:ascii="Arial" w:hAnsi="Arial" w:cs="Arial"/>
+        </w:rPr>
+        <w:t xml:space="preserve"> Debe identificar el mes actual y asignar el límite de días según el calendario gregoriano:</w:t>
+      </w:r>
+    </w:p>
+    <w:p>
+      <w:pPr>
+        <w:numPr>
+          <w:ilvl w:val="1"/>
+          <w:numId w:val="7"/>
+        </w:numPr>
+        <w:spacing w:line="360" w:lineRule="auto"/>
+        <w:jc w:val="both"/>
+        <w:rPr>
+          <w:rFonts w:ascii="Arial" w:hAnsi="Arial" w:cs="Arial"/>
+        </w:rPr>
+      </w:pPr>
+      <w:r>
+        <w:rPr>
+          <w:rFonts w:ascii="Arial" w:hAnsi="Arial" w:cs="Arial"/>
+          <w:b/>
+          <w:bCs/>
+        </w:rPr>
+        <w:t>31 días:</w:t>
+      </w:r>
+      <w:r>
+        <w:rPr>
+          <w:rFonts w:ascii="Arial" w:hAnsi="Arial" w:cs="Arial"/>
+        </w:rPr>
+        <w:t xml:space="preserve"> Enero, Marzo, Mayo, Julio, Agosto, Octubre, Diciembre.</w:t>
+      </w:r>
+    </w:p>
+    <w:p>
+      <w:pPr>
+        <w:numPr>
+          <w:ilvl w:val="1"/>
+          <w:numId w:val="7"/>
+        </w:numPr>
+        <w:spacing w:line="360" w:lineRule="auto"/>
+        <w:jc w:val="both"/>
+        <w:rPr>
+          <w:rFonts w:ascii="Arial" w:hAnsi="Arial" w:cs="Arial"/>
+        </w:rPr>
+      </w:pPr>
+      <w:r>
+        <w:rPr>
+          <w:rFonts w:ascii="Arial" w:hAnsi="Arial" w:cs="Arial"/>
+          <w:b/>
+          <w:bCs/>
+        </w:rPr>
+        <w:t>30 días:</w:t>
+      </w:r>
+      <w:r>
+        <w:rPr>
+          <w:rFonts w:ascii="Arial" w:hAnsi="Arial" w:cs="Arial"/>
+        </w:rPr>
+        <w:t xml:space="preserve"> Abril, Junio, Septiembre, Noviembre.</w:t>
+      </w:r>
+    </w:p>
+    <w:p>
+      <w:pPr>
+        <w:numPr>
+          <w:ilvl w:val="1"/>
+          <w:numId w:val="7"/>
+        </w:numPr>
+        <w:spacing w:line="360" w:lineRule="auto"/>
+        <w:jc w:val="both"/>
+        <w:rPr>
+          <w:rFonts w:ascii="Arial" w:hAnsi="Arial" w:cs="Arial"/>
+        </w:rPr>
+      </w:pPr>
+      <w:r>
+        <w:rPr>
+          <w:rFonts w:ascii="Arial" w:hAnsi="Arial" w:cs="Arial"/>
+          <w:b/>
+          <w:bCs/>
+        </w:rPr>
+        <w:t>28/29 días:</w:t>
+      </w:r>
+      <w:r>
+        <w:rPr>
+          <w:rFonts w:ascii="Arial" w:hAnsi="Arial" w:cs="Arial"/>
+        </w:rPr>
+        <w:t xml:space="preserve"> Febrero (considerando si el año actual es bisiesto).</w:t>
+      </w:r>
+    </w:p>
+    <w:p>
+      <w:pPr>
+        <w:numPr>
+          <w:ilvl w:val="0"/>
+          <w:numId w:val="7"/>
+        </w:numPr>
+        <w:spacing w:line="360" w:lineRule="auto"/>
+        <w:jc w:val="both"/>
+        <w:rPr>
+          <w:rFonts w:ascii="Arial" w:hAnsi="Arial" w:cs="Arial"/>
+        </w:rPr>
+      </w:pPr>
+      <w:r>
+        <w:rPr>
+          <w:rFonts w:ascii="Arial" w:hAnsi="Arial" w:cs="Arial"/>
+          <w:b/>
+          <w:bCs/>
+        </w:rPr>
+        <w:t>Identificación del "Día 1":</w:t>
+      </w:r>
+      <w:r>
+        <w:rPr>
+          <w:rFonts w:ascii="Arial" w:hAnsi="Arial" w:cs="Arial"/>
+        </w:rPr>
+        <w:t xml:space="preserve"> El sistema debe conocer qué día de la semana comienza el mes (ej. Lunes, Martes, etc.) para calcular los cierres semanales.</w:t>
+      </w:r>
+    </w:p>
+    <w:p>
+      <w:pPr>
+        <w:spacing w:line="360" w:lineRule="auto"/>
+        <w:jc w:val="both"/>
+        <w:rPr>
+          <w:rFonts w:ascii="Arial" w:hAnsi="Arial" w:cs="Arial"/>
+          <w:b/>
+          <w:bCs/>
+        </w:rPr>
+      </w:pPr>
+      <w:r>
+        <w:rPr>
+          <w:rFonts w:ascii="Arial" w:hAnsi="Arial" w:cs="Arial"/>
+          <w:b/>
+          <w:bCs/>
+        </w:rPr>
+        <w:t>2. Reportes Semanales Basados en Calendario</w:t>
+      </w:r>
+    </w:p>
+    <w:p>
+      <w:pPr>
+        <w:numPr>
+          <w:ilvl w:val="0"/>
+          <w:numId w:val="8"/>
+        </w:numPr>
+        <w:spacing w:line="360" w:lineRule="auto"/>
+        <w:jc w:val="both"/>
+        <w:rPr>
+          <w:rFonts w:ascii="Arial" w:hAnsi="Arial" w:cs="Arial"/>
+        </w:rPr>
+      </w:pPr>
+      <w:r>
+        <w:rPr>
+          <w:rFonts w:ascii="Arial" w:hAnsi="Arial" w:cs="Arial"/>
+          <w:b/>
+          <w:bCs/>
+        </w:rPr>
+        <w:t>Cierre de Semana Real:</w:t>
+      </w:r>
+      <w:r>
+        <w:rPr>
+          <w:rFonts w:ascii="Arial" w:hAnsi="Arial" w:cs="Arial"/>
+        </w:rPr>
+        <w:t xml:space="preserve"> El reporte semanal ya no es cada 7 días exactos, sino cada vez que el calendario marque un </w:t>
+      </w:r>
+      <w:r>
+        <w:rPr>
+          <w:rFonts w:ascii="Arial" w:hAnsi="Arial" w:cs="Arial"/>
+          <w:b/>
+          <w:bCs/>
+        </w:rPr>
+        <w:t>Domingo</w:t>
+      </w:r>
+      <w:r>
+        <w:rPr>
+          <w:rFonts w:ascii="Arial" w:hAnsi="Arial" w:cs="Arial"/>
+        </w:rPr>
+        <w:t xml:space="preserve"> (o el día de cierre contable elegido).</w:t>
+      </w:r>
+    </w:p>
+    <w:p>
+      <w:pPr>
+        <w:numPr>
+          <w:ilvl w:val="0"/>
+          <w:numId w:val="8"/>
+        </w:numPr>
+        <w:spacing w:line="360" w:lineRule="auto"/>
+        <w:jc w:val="both"/>
+        <w:rPr>
+          <w:rFonts w:ascii="Arial" w:hAnsi="Arial" w:cs="Arial"/>
+        </w:rPr>
+      </w:pPr>
+      <w:r>
+        <w:rPr>
+          <w:rFonts w:ascii="Arial" w:hAnsi="Arial" w:cs="Arial"/>
+          <w:b/>
+          <w:bCs/>
+        </w:rPr>
+        <w:t>Frecuencia Variable:</w:t>
+      </w:r>
+      <w:r>
+        <w:rPr>
+          <w:rFonts w:ascii="Arial" w:hAnsi="Arial" w:cs="Arial"/>
+        </w:rPr>
+        <w:t xml:space="preserve"> Dependiendo del mes, puede haber 4 o 5 reportes semanales.</w:t>
+      </w:r>
+    </w:p>
+    <w:p>
+      <w:pPr>
+        <w:numPr>
+          <w:ilvl w:val="0"/>
+          <w:numId w:val="8"/>
+        </w:numPr>
+        <w:spacing w:line="360" w:lineRule="auto"/>
+        <w:jc w:val="both"/>
+        <w:rPr>
+          <w:rFonts w:ascii="Arial" w:hAnsi="Arial" w:cs="Arial"/>
+        </w:rPr>
+      </w:pPr>
+      <w:r>
+        <w:rPr>
+          <w:rFonts w:ascii="Arial" w:hAnsi="Arial" w:cs="Arial"/>
+          <w:b/>
+          <w:bCs/>
+        </w:rPr>
+        <w:t>Condición de Disparo:</w:t>
+      </w:r>
+      <w:r>
+        <w:rPr>
+          <w:rFonts w:ascii="Arial" w:hAnsi="Arial" w:cs="Arial"/>
+        </w:rPr>
+        <w:t xml:space="preserve"> El reporte se genera automáticamente al finalizar el día que coincida con el cierre de semana, antes de pasar al siguiente día.</w:t>
+      </w:r>
+    </w:p>
+    <w:p>
+      <w:pPr>
+        <w:spacing w:line="360" w:lineRule="auto"/>
+        <w:jc w:val="both"/>
+        <w:rPr>
+          <w:rFonts w:ascii="Arial" w:hAnsi="Arial" w:cs="Arial"/>
+          <w:b/>
+          <w:bCs/>
+        </w:rPr>
+      </w:pPr>
+      <w:r>
+        <w:rPr>
+          <w:rFonts w:ascii="Arial" w:hAnsi="Arial" w:cs="Arial"/>
+          <w:b/>
+          <w:bCs/>
+        </w:rPr>
+        <w:t>3. Comandos de Interacción (Entrada de Datos)</w:t>
+      </w:r>
+    </w:p>
+    <w:p>
+      <w:pPr>
+        <w:spacing w:line="360" w:lineRule="auto"/>
+        <w:jc w:val="both"/>
+        <w:rPr>
+          <w:rFonts w:ascii="Arial" w:hAnsi="Arial" w:cs="Arial"/>
+        </w:rPr>
+      </w:pPr>
+      <w:r>
+        <w:rPr>
+          <w:rFonts w:ascii="Arial" w:hAnsi="Arial" w:cs="Arial"/>
+        </w:rPr>
+        <w:t xml:space="preserve">El campo </w:t>
+      </w:r>
+      <w:proofErr w:type="spellStart"/>
+      <w:r>
+        <w:rPr>
+          <w:rFonts w:ascii="Arial" w:hAnsi="Arial" w:cs="Arial"/>
+        </w:rPr>
+        <w:t>Distancia_Viaje</w:t>
+      </w:r>
+      <w:proofErr w:type="spellEnd"/>
+      <w:r>
+        <w:rPr>
+          <w:rFonts w:ascii="Arial" w:hAnsi="Arial" w:cs="Arial"/>
+        </w:rPr>
+        <w:t xml:space="preserve"> mantiene su lógica de comandos especiales pero con mayor precisión:</w:t>
+      </w:r>
+    </w:p>
+    <w:p>
+      <w:pPr>
+        <w:numPr>
+          <w:ilvl w:val="0"/>
+          <w:numId w:val="9"/>
+        </w:numPr>
+        <w:spacing w:line="360" w:lineRule="auto"/>
+        <w:jc w:val="both"/>
+        <w:rPr>
+          <w:rFonts w:ascii="Arial" w:hAnsi="Arial" w:cs="Arial"/>
+        </w:rPr>
+      </w:pPr>
+      <w:r>
+        <w:rPr>
+          <w:rFonts w:ascii="Arial" w:hAnsi="Arial" w:cs="Arial"/>
+          <w:b/>
+          <w:bCs/>
+        </w:rPr>
+        <w:t>Ingreso de Viaje ($d &gt; 0$):</w:t>
+      </w:r>
+      <w:r>
+        <w:rPr>
+          <w:rFonts w:ascii="Arial" w:hAnsi="Arial" w:cs="Arial"/>
+        </w:rPr>
+        <w:t xml:space="preserve"> Registra la distancia y suma la tarifa correspondiente al </w:t>
+      </w:r>
+      <w:proofErr w:type="spellStart"/>
+      <w:r>
+        <w:rPr>
+          <w:rFonts w:ascii="Arial" w:hAnsi="Arial" w:cs="Arial"/>
+        </w:rPr>
+        <w:t>Ingreso_Diario</w:t>
+      </w:r>
+      <w:proofErr w:type="spellEnd"/>
+      <w:r>
+        <w:rPr>
+          <w:rFonts w:ascii="Arial" w:hAnsi="Arial" w:cs="Arial"/>
+        </w:rPr>
+        <w:t>.</w:t>
+      </w:r>
+    </w:p>
+    <w:p>
+      <w:pPr>
+        <w:numPr>
+          <w:ilvl w:val="0"/>
+          <w:numId w:val="9"/>
+        </w:numPr>
+        <w:spacing w:line="360" w:lineRule="auto"/>
+        <w:jc w:val="both"/>
+        <w:rPr>
+          <w:rFonts w:ascii="Arial" w:hAnsi="Arial" w:cs="Arial"/>
+        </w:rPr>
+      </w:pPr>
+      <w:r>
+        <w:rPr>
+          <w:rFonts w:ascii="Arial" w:hAnsi="Arial" w:cs="Arial"/>
+          <w:b/>
+          <w:bCs/>
+        </w:rPr>
+        <w:t>Consulta de Estado ($-1$):</w:t>
+      </w:r>
+      <w:r>
+        <w:rPr>
+          <w:rFonts w:ascii="Arial" w:hAnsi="Arial" w:cs="Arial"/>
+        </w:rPr>
+        <w:t xml:space="preserve"> Muestra el </w:t>
+      </w:r>
+      <w:r>
+        <w:rPr>
+          <w:rFonts w:ascii="Arial" w:hAnsi="Arial" w:cs="Arial"/>
+          <w:b/>
+          <w:bCs/>
+        </w:rPr>
+        <w:t>Balance Acumulado Mensual</w:t>
+      </w:r>
+      <w:r>
+        <w:rPr>
+          <w:rFonts w:ascii="Arial" w:hAnsi="Arial" w:cs="Arial"/>
+        </w:rPr>
+        <w:t xml:space="preserve"> hasta ese momento exacto, sin cerrar el día ni el registro.</w:t>
+      </w:r>
+    </w:p>
+    <w:p>
+      <w:pPr>
+        <w:numPr>
+          <w:ilvl w:val="0"/>
+          <w:numId w:val="9"/>
+        </w:numPr>
+        <w:spacing w:line="360" w:lineRule="auto"/>
+        <w:jc w:val="both"/>
+        <w:rPr>
+          <w:rFonts w:ascii="Arial" w:hAnsi="Arial" w:cs="Arial"/>
+        </w:rPr>
+      </w:pPr>
+      <w:r>
+        <w:rPr>
+          <w:rFonts w:ascii="Arial" w:hAnsi="Arial" w:cs="Arial"/>
+          <w:b/>
+          <w:bCs/>
+        </w:rPr>
+        <w:t>Cierre de Jornada ($0$):</w:t>
+      </w:r>
+      <w:r>
+        <w:rPr>
+          <w:rFonts w:ascii="Arial" w:hAnsi="Arial" w:cs="Arial"/>
+        </w:rPr>
+        <w:t xml:space="preserve"> 1. Suma el </w:t>
+      </w:r>
+      <w:proofErr w:type="spellStart"/>
+      <w:r>
+        <w:rPr>
+          <w:rFonts w:ascii="Arial" w:hAnsi="Arial" w:cs="Arial"/>
+        </w:rPr>
+        <w:t>Ingreso_Diario</w:t>
+      </w:r>
+      <w:proofErr w:type="spellEnd"/>
+      <w:r>
+        <w:rPr>
+          <w:rFonts w:ascii="Arial" w:hAnsi="Arial" w:cs="Arial"/>
+        </w:rPr>
+        <w:t xml:space="preserve"> al </w:t>
+      </w:r>
+      <w:proofErr w:type="spellStart"/>
+      <w:r>
+        <w:rPr>
+          <w:rFonts w:ascii="Arial" w:hAnsi="Arial" w:cs="Arial"/>
+        </w:rPr>
+        <w:t>Ingreso_Mensual</w:t>
+      </w:r>
+      <w:proofErr w:type="spellEnd"/>
+      <w:r>
+        <w:rPr>
+          <w:rFonts w:ascii="Arial" w:hAnsi="Arial" w:cs="Arial"/>
+        </w:rPr>
+        <w:t>.</w:t>
+      </w:r>
+    </w:p>
+    <w:p>
+      <w:pPr>
+        <w:spacing w:line="360" w:lineRule="auto"/>
+        <w:jc w:val="both"/>
+        <w:rPr>
+          <w:rFonts w:ascii="Arial" w:hAnsi="Arial" w:cs="Arial"/>
+        </w:rPr>
+      </w:pPr>
+      <w:r>
+        <w:rPr>
+          <w:rFonts w:ascii="Arial" w:hAnsi="Arial" w:cs="Arial"/>
+        </w:rPr>
+        <w:lastRenderedPageBreak/>
+        <w:t>2. Verifica si el día actual es un cierre semanal para mostrar el reporte.</w:t>
+      </w:r>
+    </w:p>
+    <w:p>
+      <w:pPr>
+        <w:spacing w:line="360" w:lineRule="auto"/>
+        <w:jc w:val="both"/>
+        <w:rPr>
+          <w:rFonts w:ascii="Arial" w:hAnsi="Arial" w:cs="Arial"/>
+        </w:rPr>
+      </w:pPr>
+      <w:r>
+        <w:rPr>
+          <w:rFonts w:ascii="Arial" w:hAnsi="Arial" w:cs="Arial"/>
+        </w:rPr>
+        <w:t>3. Incrementa el contador de días.</w:t>
+      </w:r>
+    </w:p>
+    <w:p>
+      <w:pPr>
+        <w:spacing w:line="360" w:lineRule="auto"/>
+        <w:jc w:val="both"/>
+        <w:rPr>
+          <w:rFonts w:ascii="Arial" w:hAnsi="Arial" w:cs="Arial"/>
+        </w:rPr>
+      </w:pPr>
+      <w:r>
+        <w:rPr>
+          <w:rFonts w:ascii="Arial" w:hAnsi="Arial" w:cs="Arial"/>
+        </w:rPr>
+        <w:t xml:space="preserve">4. Resetea el </w:t>
+      </w:r>
+      <w:proofErr w:type="spellStart"/>
+      <w:r>
+        <w:rPr>
+          <w:rFonts w:ascii="Arial" w:hAnsi="Arial" w:cs="Arial"/>
+        </w:rPr>
+        <w:t>Ingreso_Diario</w:t>
+      </w:r>
+      <w:proofErr w:type="spellEnd"/>
+      <w:r>
+        <w:rPr>
+          <w:rFonts w:ascii="Arial" w:hAnsi="Arial" w:cs="Arial"/>
+        </w:rPr>
+        <w:t xml:space="preserve"> a 0.</w:t>
+      </w:r>
+    </w:p>
+    <w:p>
+      <w:pPr>
+        <w:spacing w:line="360" w:lineRule="auto"/>
+        <w:jc w:val="both"/>
+        <w:rPr>
+          <w:rFonts w:ascii="Arial" w:hAnsi="Arial" w:cs="Arial"/>
+          <w:b/>
+          <w:bCs/>
+        </w:rPr>
+      </w:pPr>
+      <w:r>
+        <w:rPr>
+          <w:rFonts w:ascii="Arial" w:hAnsi="Arial" w:cs="Arial"/>
+          <w:b/>
+          <w:bCs/>
+        </w:rPr>
+        <w:t>4. Estructura Tarifaria (Inalterada)</w:t>
+      </w:r>
+    </w:p>
+    <w:p>
+      <w:pPr>
+        <w:spacing w:line="360" w:lineRule="auto"/>
+        <w:jc w:val="both"/>
+        <w:rPr>
+          <w:rFonts w:ascii="Arial" w:hAnsi="Arial" w:cs="Arial"/>
+        </w:rPr>
+      </w:pPr>
+      <w:r>
+        <w:rPr>
+          <w:rFonts w:ascii="Arial" w:hAnsi="Arial" w:cs="Arial"/>
+        </w:rPr>
+        <w:t>Para mantener la rentabilidad, se aplican los rangos de precios ya establecidos:</w:t>
+      </w:r>
+    </w:p>
+    <w:tbl>
+      <w:tblPr>
+        <w:tblW w:w="0" w:type="auto"/>
+        <w:jc w:val="center"/>
+        <w:tblCellSpacing w:w="15" w:type="dxa"/>
+        <w:tblCellMar>
+          <w:top w:w="15" w:type="dxa"/>
+          <w:left w:w="15" w:type="dxa"/>
+          <w:bottom w:w="15" w:type="dxa"/>
+          <w:right w:w="15" w:type="dxa"/>
+        </w:tblCellMar>
+        <w:tblLook w:val="04A0" w:firstRow="1" w:lastRow="0" w:firstColumn="1" w:lastColumn="0" w:noHBand="0" w:noVBand="1"/>
+      </w:tblPr>
+      <w:tblGrid>
+        <w:gridCol w:w="1953"/>
+        <w:gridCol w:w="1862"/>
+      </w:tblGrid>
+      <w:tr>
+        <w:trPr>
+          <w:tblHeader/>
+          <w:tblCellSpacing w:w="15" w:type="dxa"/>
+          <w:jc w:val="center"/>
+        </w:trPr>
+        <w:tc>
+          <w:tcPr>
+            <w:tcW w:w="0" w:type="auto"/>
+            <w:tcBorders>
+              <w:top w:val="single" w:sz="6" w:space="0" w:color="auto"/>
+              <w:left w:val="single" w:sz="6" w:space="0" w:color="auto"/>
+              <w:bottom w:val="single" w:sz="6" w:space="0" w:color="auto"/>
+              <w:right w:val="single" w:sz="6" w:space="0" w:color="auto"/>
+            </w:tcBorders>
+            <w:vAlign w:val="center"/>
+            <w:hideMark/>
+          </w:tcPr>
+          <w:p>
+            <w:pPr>
+              <w:spacing w:line="360" w:lineRule="auto"/>
+              <w:jc w:val="both"/>
+              <w:rPr>
+                <w:rFonts w:ascii="Arial" w:hAnsi="Arial" w:cs="Arial"/>
+              </w:rPr>
+            </w:pPr>
+            <w:r>
+              <w:rPr>
+                <w:rFonts w:ascii="Arial" w:hAnsi="Arial" w:cs="Arial"/>
+                <w:b/>
+                <w:bCs/>
+              </w:rPr>
+              <w:t>Distancia (d)</w:t>
+            </w:r>
+          </w:p>
+        </w:tc>
+        <w:tc>
+          <w:tcPr>
+            <w:tcW w:w="0" w:type="auto"/>
+            <w:tcBorders>
+              <w:top w:val="single" w:sz="6" w:space="0" w:color="auto"/>
+              <w:left w:val="single" w:sz="6" w:space="0" w:color="auto"/>
+              <w:bottom w:val="single" w:sz="6" w:space="0" w:color="auto"/>
+              <w:right w:val="single" w:sz="6" w:space="0" w:color="auto"/>
+            </w:tcBorders>
+            <w:vAlign w:val="center"/>
+            <w:hideMark/>
+          </w:tcPr>
+          <w:p>
+            <w:pPr>
+              <w:spacing w:line="360" w:lineRule="auto"/>
+              <w:jc w:val="both"/>
+              <w:rPr>
+                <w:rFonts w:ascii="Arial" w:hAnsi="Arial" w:cs="Arial"/>
+              </w:rPr>
+            </w:pPr>
+            <w:r>
+              <w:rPr>
+                <w:rFonts w:ascii="Arial" w:hAnsi="Arial" w:cs="Arial"/>
+                <w:b/>
+                <w:bCs/>
+              </w:rPr>
+              <w:t>Tarifa en Pesos</w:t>
+            </w:r>
+          </w:p>
+        </w:tc>
+      </w:tr>
+      <w:tr>
+        <w:trPr>
+          <w:tblCellSpacing w:w="15" w:type="dxa"/>
+          <w:jc w:val="center"/>
+        </w:trPr>
+        <w:tc>
+          <w:tcPr>
+            <w:tcW w:w="0" w:type="auto"/>
+            <w:tcBorders>
+              <w:top w:val="single" w:sz="6" w:space="0" w:color="auto"/>
+              <w:left w:val="single" w:sz="6" w:space="0" w:color="auto"/>
+              <w:bottom w:val="single" w:sz="6" w:space="0" w:color="auto"/>
+              <w:right w:val="single" w:sz="6" w:space="0" w:color="auto"/>
+            </w:tcBorders>
+            <w:vAlign w:val="center"/>
+            <w:hideMark/>
+          </w:tcPr>
+          <w:p>
+            <w:pPr>
+              <w:spacing w:line="360" w:lineRule="auto"/>
+              <w:jc w:val="both"/>
+              <w:rPr>
+                <w:rFonts w:ascii="Arial" w:hAnsi="Arial" w:cs="Arial"/>
+              </w:rPr>
+            </w:pPr>
+            <w:r>
+              <w:rPr>
+                <w:rFonts w:ascii="Arial" w:hAnsi="Arial" w:cs="Arial"/>
+              </w:rPr>
+              <w:t>$d \le 5$ km</w:t>
+            </w:r>
+          </w:p>
+        </w:tc>
+        <w:tc>
+          <w:tcPr>
+            <w:tcW w:w="0" w:type="auto"/>
+            <w:tcBorders>
+              <w:top w:val="single" w:sz="6" w:space="0" w:color="auto"/>
+              <w:left w:val="single" w:sz="6" w:space="0" w:color="auto"/>
+              <w:bottom w:val="single" w:sz="6" w:space="0" w:color="auto"/>
+              <w:right w:val="single" w:sz="6" w:space="0" w:color="auto"/>
+            </w:tcBorders>
+            <w:vAlign w:val="center"/>
+            <w:hideMark/>
+          </w:tcPr>
+          <w:p>
+            <w:pPr>
+              <w:spacing w:line="360" w:lineRule="auto"/>
+              <w:jc w:val="both"/>
+              <w:rPr>
+                <w:rFonts w:ascii="Arial" w:hAnsi="Arial" w:cs="Arial"/>
+              </w:rPr>
+            </w:pPr>
+            <w:r>
+              <w:rPr>
+                <w:rFonts w:ascii="Arial" w:hAnsi="Arial" w:cs="Arial"/>
+                <w:b/>
+                <w:bCs/>
+              </w:rPr>
+              <w:t>$4.000</w:t>
+            </w:r>
+          </w:p>
+        </w:tc>
+      </w:tr>
+      <w:tr>
+        <w:trPr>
+          <w:tblCellSpacing w:w="15" w:type="dxa"/>
+          <w:jc w:val="center"/>
+        </w:trPr>
+        <w:tc>
+          <w:tcPr>
+            <w:tcW w:w="0" w:type="auto"/>
+            <w:tcBorders>
+              <w:top w:val="single" w:sz="6" w:space="0" w:color="auto"/>
+              <w:left w:val="single" w:sz="6" w:space="0" w:color="auto"/>
+              <w:bottom w:val="single" w:sz="6" w:space="0" w:color="auto"/>
+              <w:right w:val="single" w:sz="6" w:space="0" w:color="auto"/>
+            </w:tcBorders>
+            <w:vAlign w:val="center"/>
+            <w:hideMark/>
+          </w:tcPr>
+          <w:p>
+            <w:pPr>
+              <w:spacing w:line="360" w:lineRule="auto"/>
+              <w:jc w:val="both"/>
+              <w:rPr>
+                <w:rFonts w:ascii="Arial" w:hAnsi="Arial" w:cs="Arial"/>
+              </w:rPr>
+            </w:pPr>
+            <w:r>
+              <w:rPr>
+                <w:rFonts w:ascii="Arial" w:hAnsi="Arial" w:cs="Arial"/>
+              </w:rPr>
+              <w:t>$5 &lt; d \le 10$ km</w:t>
+            </w:r>
+          </w:p>
+        </w:tc>
+        <w:tc>
+          <w:tcPr>
+            <w:tcW w:w="0" w:type="auto"/>
+            <w:tcBorders>
+              <w:top w:val="single" w:sz="6" w:space="0" w:color="auto"/>
+              <w:left w:val="single" w:sz="6" w:space="0" w:color="auto"/>
+              <w:bottom w:val="single" w:sz="6" w:space="0" w:color="auto"/>
+              <w:right w:val="single" w:sz="6" w:space="0" w:color="auto"/>
+            </w:tcBorders>
+            <w:vAlign w:val="center"/>
+            <w:hideMark/>
+          </w:tcPr>
+          <w:p>
+            <w:pPr>
+              <w:spacing w:line="360" w:lineRule="auto"/>
+              <w:jc w:val="both"/>
+              <w:rPr>
+                <w:rFonts w:ascii="Arial" w:hAnsi="Arial" w:cs="Arial"/>
+              </w:rPr>
+            </w:pPr>
+            <w:r>
+              <w:rPr>
+                <w:rFonts w:ascii="Arial" w:hAnsi="Arial" w:cs="Arial"/>
+                <w:b/>
+                <w:bCs/>
+              </w:rPr>
+              <w:t>$6.000</w:t>
+            </w:r>
+          </w:p>
+        </w:tc>
+      </w:tr>
+      <w:tr>
+        <w:trPr>
+          <w:tblCellSpacing w:w="15" w:type="dxa"/>
+          <w:jc w:val="center"/>
+        </w:trPr>
+        <w:tc>
+          <w:tcPr>
+            <w:tcW w:w="0" w:type="auto"/>
+            <w:tcBorders>
+              <w:top w:val="single" w:sz="6" w:space="0" w:color="auto"/>
+              <w:left w:val="single" w:sz="6" w:space="0" w:color="auto"/>
+              <w:bottom w:val="single" w:sz="6" w:space="0" w:color="auto"/>
+              <w:right w:val="single" w:sz="6" w:space="0" w:color="auto"/>
+            </w:tcBorders>
+            <w:vAlign w:val="center"/>
+            <w:hideMark/>
+          </w:tcPr>
+          <w:p>
+            <w:pPr>
+              <w:spacing w:line="360" w:lineRule="auto"/>
+              <w:jc w:val="both"/>
+              <w:rPr>
+                <w:rFonts w:ascii="Arial" w:hAnsi="Arial" w:cs="Arial"/>
+              </w:rPr>
+            </w:pPr>
+            <w:r>
+              <w:rPr>
+                <w:rFonts w:ascii="Arial" w:hAnsi="Arial" w:cs="Arial"/>
+              </w:rPr>
+              <w:t>$d &gt; 10$ km</w:t>
+            </w:r>
+          </w:p>
+        </w:tc>
+        <w:tc>
+          <w:tcPr>
+            <w:tcW w:w="0" w:type="auto"/>
+            <w:tcBorders>
+              <w:top w:val="single" w:sz="6" w:space="0" w:color="auto"/>
+              <w:left w:val="single" w:sz="6" w:space="0" w:color="auto"/>
+              <w:bottom w:val="single" w:sz="6" w:space="0" w:color="auto"/>
+              <w:right w:val="single" w:sz="6" w:space="0" w:color="auto"/>
+            </w:tcBorders>
+            <w:vAlign w:val="center"/>
+            <w:hideMark/>
+          </w:tcPr>
+          <w:p>
+            <w:pPr>
+              <w:spacing w:line="360" w:lineRule="auto"/>
+              <w:jc w:val="both"/>
+              <w:rPr>
+                <w:rFonts w:ascii="Arial" w:hAnsi="Arial" w:cs="Arial"/>
+              </w:rPr>
+            </w:pPr>
+            <w:r>
+              <w:rPr>
+                <w:rFonts w:ascii="Arial" w:hAnsi="Arial" w:cs="Arial"/>
+                <w:b/>
+                <w:bCs/>
+              </w:rPr>
+              <w:t>$8.000</w:t>
+            </w:r>
+          </w:p>
+        </w:tc>
+      </w:tr>
+    </w:tbl>
+    <w:p>
+      <w:pPr>
+        <w:spacing w:line="360" w:lineRule="auto"/>
+        <w:jc w:val="both"/>
+        <w:rPr>
+          <w:rFonts w:ascii="Arial" w:hAnsi="Arial" w:cs="Arial"/>
+          <w:b/>
+          <w:bCs/>
+        </w:rPr>
+      </w:pPr>
+      <w:r>
+        <w:rPr>
+          <w:rFonts w:ascii="Arial" w:hAnsi="Arial" w:cs="Arial"/>
+          <w:b/>
+          <w:bCs/>
+        </w:rPr>
+        <w:t>5. Finalización del Periodo</w:t>
+      </w:r>
+    </w:p>
+    <w:p>
+      <w:pPr>
+        <w:numPr>
+          <w:ilvl w:val="0"/>
+          <w:numId w:val="10"/>
+        </w:numPr>
+        <w:spacing w:line="360" w:lineRule="auto"/>
+        <w:jc w:val="both"/>
+        <w:rPr>
+          <w:rFonts w:ascii="Arial" w:hAnsi="Arial" w:cs="Arial"/>
+        </w:rPr>
+      </w:pPr>
+      <w:r>
+        <w:rPr>
+          <w:rFonts w:ascii="Arial" w:hAnsi="Arial" w:cs="Arial"/>
+          <w:b/>
+          <w:bCs/>
+        </w:rPr>
+        <w:t>Cierre de Mes:</w:t>
+      </w:r>
+      <w:r>
+        <w:rPr>
+          <w:rFonts w:ascii="Arial" w:hAnsi="Arial" w:cs="Arial"/>
+        </w:rPr>
+        <w:t xml:space="preserve"> Al llegar al último día del mes (ej. día 31 de marzo), el sistema debe realizar el último cierre semanal (si aplica) y mostrar el </w:t>
+      </w:r>
+      <w:r>
+        <w:rPr>
+          <w:rFonts w:ascii="Arial" w:hAnsi="Arial" w:cs="Arial"/>
+          <w:b/>
+          <w:bCs/>
+        </w:rPr>
+        <w:t>Balance Final del Mes</w:t>
+      </w:r>
+      <w:r>
+        <w:rPr>
+          <w:rFonts w:ascii="Arial" w:hAnsi="Arial" w:cs="Arial"/>
+        </w:rPr>
+        <w:t>.</w:t>
+      </w:r>
+    </w:p>
+    <w:p>
+      <w:pPr>
+        <w:numPr>
+          <w:ilvl w:val="0"/>
+          <w:numId w:val="10"/>
+        </w:numPr>
+        <w:spacing w:line="360" w:lineRule="auto"/>
+        <w:jc w:val="both"/>
+        <w:rPr>
+          <w:rFonts w:ascii="Arial" w:hAnsi="Arial" w:cs="Arial"/>
+        </w:rPr>
+      </w:pPr>
+      <w:r>
+        <w:rPr>
+          <w:rFonts w:ascii="Arial" w:hAnsi="Arial" w:cs="Arial"/>
+          <w:b/>
+          <w:bCs/>
+        </w:rPr>
+        <w:t>Bloqueo de Entradas:</w:t>
+      </w:r>
+      <w:r>
+        <w:rPr>
+          <w:rFonts w:ascii="Arial" w:hAnsi="Arial" w:cs="Arial"/>
+        </w:rPr>
+        <w:t xml:space="preserve"> Una vez mostrado el balance final, el sistema debe quedar en estado de "Solo Lectura" o solicitar reiniciar para un nuevo mes.</w:t>
+      </w:r>
+    </w:p>
+    <w:p>
+      <w:pPr>
+        <w:spacing w:line="360" w:lineRule="auto"/>
+        <w:jc w:val="both"/>
+        <w:rPr>
+          <w:rFonts w:ascii="Arial" w:hAnsi="Arial" w:cs="Arial"/>
+        </w:rPr>
+      </w:pPr>
+    </w:p>
+    <w:p>
+      <w:pPr>
+        <w:spacing w:line="360" w:lineRule="auto"/>
+        <w:jc w:val="center"/>
+        <w:rPr>
+          <w:rFonts w:ascii="Arial" w:hAnsi="Arial" w:cs="Arial"/>
+          <w:b/>
+          <w:bCs/>
+        </w:rPr>
+      </w:pPr>
+    </w:p>
+    <w:p>
+      <w:pPr>
+        <w:spacing w:line="360" w:lineRule="auto"/>
+        <w:jc w:val="center"/>
+        <w:rPr>
+          <w:rFonts w:ascii="Arial" w:hAnsi="Arial" w:cs="Arial"/>
+          <w:b/>
+          <w:bCs/>
+        </w:rPr>
+      </w:pPr>
+    </w:p>
+    <w:p>
+      <w:pPr>
+        <w:spacing w:line="360" w:lineRule="auto"/>
+        <w:jc w:val="center"/>
+        <w:rPr>
+          <w:rFonts w:ascii="Arial" w:hAnsi="Arial" w:cs="Arial"/>
+          <w:b/>
+          <w:bCs/>
+        </w:rPr>
+      </w:pPr>
+    </w:p>
+    <w:p>
+      <w:pPr>
+        <w:spacing w:line="360" w:lineRule="auto"/>
+        <w:jc w:val="center"/>
+        <w:rPr>
+          <w:rFonts w:ascii="Arial" w:hAnsi="Arial" w:cs="Arial"/>
+          <w:b/>
+          <w:bCs/>
+        </w:rPr>
+      </w:pPr>
+    </w:p>
+    <w:p>
+      <w:pPr>
+        <w:spacing w:line="360" w:lineRule="auto"/>
+        <w:jc w:val="center"/>
+        <w:rPr>
+          <w:rFonts w:ascii="Arial" w:hAnsi="Arial" w:cs="Arial"/>
+          <w:b/>
+          <w:bCs/>
+        </w:rPr>
+      </w:pPr>
+    </w:p>
+    <w:p>
+      <w:pPr>
+        <w:spacing w:line="360" w:lineRule="auto"/>
+        <w:jc w:val="center"/>
+        <w:rPr>
+          <w:rFonts w:ascii="Arial" w:hAnsi="Arial" w:cs="Arial"/>
+          <w:b/>
+          <w:bCs/>
+        </w:rPr>
+      </w:pPr>
+    </w:p>
+    <w:p>
+      <w:pPr>
+        <w:spacing w:line="360" w:lineRule="auto"/>
+        <w:jc w:val="center"/>
+        <w:rPr>
+          <w:rFonts w:ascii="Arial" w:hAnsi="Arial" w:cs="Arial"/>
+          <w:b/>
+          <w:bCs/>
         </w:rPr>
       </w:pPr>
     </w:p>
@@ -3022,17 +4416,79 @@
           <w:bCs/>
         </w:rPr>
       </w:pPr>
-    </w:p>
-    <w:p>
-      <w:pPr>
-        <w:spacing w:line="360" w:lineRule="auto"/>
-        <w:jc w:val="both"/>
-        <w:rPr>
-          <w:rFonts w:ascii="Arial" w:hAnsi="Arial" w:cs="Arial"/>
-          <w:b/>
-          <w:bCs/>
-        </w:rPr>
-      </w:pPr>
+      <w:r>
+        <w:rPr>
+          <w:rFonts w:ascii="Arial" w:hAnsi="Arial" w:cs="Arial"/>
+          <w:b/>
+          <w:bCs/>
+          <w:noProof/>
+        </w:rPr>
+        <mc:AlternateContent>
+          <mc:Choice Requires="wps">
+            <w:drawing>
+              <wp:anchor distT="0" distB="0" distL="114300" distR="114300" simplePos="0" relativeHeight="251659264" behindDoc="0" locked="0" layoutInCell="1" allowOverlap="1" wp14:anchorId="5316C065" wp14:editId="225FE0DF">
+                <wp:simplePos x="0" y="0"/>
+                <wp:positionH relativeFrom="column">
+                  <wp:posOffset>2701290</wp:posOffset>
+                </wp:positionH>
+                <wp:positionV relativeFrom="paragraph">
+                  <wp:posOffset>3275330</wp:posOffset>
+                </wp:positionV>
+                <wp:extent cx="1504950" cy="222885"/>
+                <wp:effectExtent l="0" t="0" r="57150" b="81915"/>
+                <wp:wrapNone/>
+                <wp:docPr id="134560834" name="Conector recto de flecha 1"/>
+                <wp:cNvGraphicFramePr/>
+                <a:graphic xmlns:a="http://schemas.openxmlformats.org/drawingml/2006/main">
+                  <a:graphicData uri="http://schemas.microsoft.com/office/word/2010/wordprocessingShape">
+                    <wps:wsp>
+                      <wps:cNvCnPr/>
+                      <wps:spPr>
+                        <a:xfrm>
+                          <a:off x="0" y="0"/>
+                          <a:ext cx="1504950" cy="222885"/>
+                        </a:xfrm>
+                        <a:prstGeom prst="straightConnector1">
+                          <a:avLst/>
+                        </a:prstGeom>
+                        <a:ln>
+                          <a:tailEnd type="triangle"/>
+                        </a:ln>
+                      </wps:spPr>
+                      <wps:style>
+                        <a:lnRef idx="2">
+                          <a:schemeClr val="dk1"/>
+                        </a:lnRef>
+                        <a:fillRef idx="0">
+                          <a:schemeClr val="dk1"/>
+                        </a:fillRef>
+                        <a:effectRef idx="1">
+                          <a:schemeClr val="dk1"/>
+                        </a:effectRef>
+                        <a:fontRef idx="minor">
+                          <a:schemeClr val="tx1"/>
+                        </a:fontRef>
+                      </wps:style>
+                      <wps:bodyPr/>
+                    </wps:wsp>
+                  </a:graphicData>
+                </a:graphic>
+              </wp:anchor>
+            </w:drawing>
+          </mc:Choice>
+          <mc:Fallback>
+            <w:pict>
+              <v:shapetype w14:anchorId="5CACCCF1" id="_x0000_t32" coordsize="21600,21600" o:spt="32" o:oned="t" path="m,l21600,21600e" filled="f">
+                <v:path arrowok="t" fillok="f" o:connecttype="none"/>
+                <o:lock v:ext="edit" shapetype="t"/>
+              </v:shapetype>
+              <v:shape id="Conector recto de flecha 1" o:spid="_x0000_s1026" type="#_x0000_t32" style="position:absolute;margin-left:212.7pt;margin-top:257.9pt;width:118.5pt;height:17.55pt;z-index:251659264;visibility:visible;mso-wrap-style:square;mso-wrap-distance-left:9pt;mso-wrap-distance-top:0;mso-wrap-distance-right:9pt;mso-wrap-distance-bottom:0;mso-position-horizontal:absolute;mso-position-horizontal-relative:text;mso-position-vertical:absolute;mso-position-vertical-relative:text" o:gfxdata="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" strokecolor="black [3200]" strokeweight="1.5pt">
+                <v:stroke endarrow="block" joinstyle="miter"/>
+              </v:shape>
+            </w:pict>
+          </mc:Fallback>
+        </mc:AlternateContent>
+      </w:r>
       <w:r>
         <w:rPr>
           <w:rFonts w:ascii="Arial" w:hAnsi="Arial" w:cs="Arial"/>
@@ -3040,10 +4496,10 @@
           <w:bCs/>
         </w:rPr>
         <w:drawing>
-          <wp:inline distT="0" distB="0" distL="0" distR="0" wp14:anchorId="3CB2A771" wp14:editId="2C510C4F">
-            <wp:extent cx="5612130" cy="4167505"/>
-            <wp:effectExtent l="0" t="0" r="7620" b="4445"/>
-            <wp:docPr id="435700198" name="Imagen 1"/>
+          <wp:inline distT="0" distB="0" distL="0" distR="0" wp14:anchorId="12127F40" wp14:editId="641F3012">
+            <wp:extent cx="4724400" cy="3272790"/>
+            <wp:effectExtent l="0" t="0" r="0" b="3810"/>
+            <wp:docPr id="861713875" name="Imagen 1"/>
             <wp:cNvGraphicFramePr>
               <a:graphicFrameLocks xmlns:a="http://schemas.openxmlformats.org/drawingml/2006/main" noChangeAspect="1"/>
             </wp:cNvGraphicFramePr>
@@ -3051,7 +4507,7 @@
               <a:graphicData uri="http://schemas.openxmlformats.org/drawingml/2006/picture">
                 <pic:pic xmlns:pic="http://schemas.openxmlformats.org/drawingml/2006/picture">
                   <pic:nvPicPr>
-                    <pic:cNvPr id="435700198" name=""/>
+                    <pic:cNvPr id="861713875" name=""/>
                     <pic:cNvPicPr/>
                   </pic:nvPicPr>
                   <pic:blipFill>
@@ -3063,7 +4519,7 @@
                   <pic:spPr>
                     <a:xfrm>
                       <a:off x="0" y="0"/>
-                      <a:ext cx="5612130" cy="4167505"/>
+                      <a:ext cx="4740324" cy="3283821"/>
                     </a:xfrm>
                     <a:prstGeom prst="rect">
                       <a:avLst/>
@@ -3086,83 +4542,48 @@
           <w:bCs/>
         </w:rPr>
       </w:pPr>
-    </w:p>
-    <w:p>
-      <w:pPr>
-        <w:spacing w:line="360" w:lineRule="auto"/>
-        <w:jc w:val="both"/>
-        <w:rPr>
-          <w:rFonts w:ascii="Arial" w:hAnsi="Arial" w:cs="Arial"/>
-          <w:b/>
-          <w:bCs/>
-        </w:rPr>
-      </w:pPr>
-    </w:p>
-    <w:p>
-      <w:pPr>
-        <w:spacing w:line="360" w:lineRule="auto"/>
-        <w:jc w:val="both"/>
-        <w:rPr>
-          <w:rFonts w:ascii="Arial" w:hAnsi="Arial" w:cs="Arial"/>
-          <w:b/>
-          <w:bCs/>
-        </w:rPr>
-      </w:pPr>
-    </w:p>
-    <w:p>
-      <w:pPr>
-        <w:spacing w:line="360" w:lineRule="auto"/>
-        <w:jc w:val="both"/>
-        <w:rPr>
-          <w:rFonts w:ascii="Arial" w:hAnsi="Arial" w:cs="Arial"/>
-          <w:b/>
-          <w:bCs/>
-        </w:rPr>
-      </w:pPr>
-    </w:p>
-    <w:p>
-      <w:pPr>
-        <w:spacing w:line="360" w:lineRule="auto"/>
-        <w:jc w:val="both"/>
-        <w:rPr>
-          <w:rFonts w:ascii="Arial" w:hAnsi="Arial" w:cs="Arial"/>
-          <w:b/>
-          <w:bCs/>
-        </w:rPr>
-      </w:pPr>
-    </w:p>
-    <w:p>
-      <w:pPr>
-        <w:spacing w:line="360" w:lineRule="auto"/>
-        <w:jc w:val="both"/>
-        <w:rPr>
-          <w:rFonts w:ascii="Arial" w:hAnsi="Arial" w:cs="Arial"/>
-          <w:b/>
-          <w:bCs/>
-        </w:rPr>
-      </w:pPr>
-    </w:p>
-    <w:p>
-      <w:pPr>
-        <w:spacing w:line="360" w:lineRule="auto"/>
-        <w:jc w:val="both"/>
-        <w:rPr>
-          <w:rFonts w:ascii="Arial" w:hAnsi="Arial" w:cs="Arial"/>
-          <w:b/>
-          <w:bCs/>
-        </w:rPr>
-      </w:pPr>
-    </w:p>
-    <w:p>
-      <w:pPr>
-        <w:spacing w:line="360" w:lineRule="auto"/>
-        <w:jc w:val="both"/>
-        <w:rPr>
-          <w:rFonts w:ascii="Arial" w:hAnsi="Arial" w:cs="Arial"/>
-          <w:b/>
-          <w:bCs/>
-        </w:rPr>
-      </w:pPr>
+      <w:r>
+        <w:rPr>
+          <w:rFonts w:ascii="Arial" w:hAnsi="Arial" w:cs="Arial"/>
+          <w:b/>
+          <w:bCs/>
+        </w:rPr>
+        <w:drawing>
+          <wp:inline distT="0" distB="0" distL="0" distR="0" wp14:anchorId="37B1304C" wp14:editId="7421774B">
+            <wp:extent cx="5591152" cy="4038600"/>
+            <wp:effectExtent l="0" t="0" r="0" b="0"/>
+            <wp:docPr id="124911808" name="Imagen 1"/>
+            <wp:cNvGraphicFramePr>
+              <a:graphicFrameLocks xmlns:a="http://schemas.openxmlformats.org/drawingml/2006/main" noChangeAspect="1"/>
+            </wp:cNvGraphicFramePr>
+            <a:graphic xmlns:a="http://schemas.openxmlformats.org/drawingml/2006/main">
+              <a:graphicData uri="http://schemas.openxmlformats.org/drawingml/2006/picture">
+                <pic:pic xmlns:pic="http://schemas.openxmlformats.org/drawingml/2006/picture">
+                  <pic:nvPicPr>
+                    <pic:cNvPr id="124911808" name=""/>
+                    <pic:cNvPicPr/>
+                  </pic:nvPicPr>
+                  <pic:blipFill>
+                    <a:blip r:embed="rId7"/>
+                    <a:stretch>
+                      <a:fillRect/>
+                    </a:stretch>
+                  </pic:blipFill>
+                  <pic:spPr>
+                    <a:xfrm>
+                      <a:off x="0" y="0"/>
+                      <a:ext cx="5608311" cy="4050994"/>
+                    </a:xfrm>
+                    <a:prstGeom prst="rect">
+                      <a:avLst/>
+                    </a:prstGeom>
+                  </pic:spPr>
+                </pic:pic>
+              </a:graphicData>
+            </a:graphic>
+          </wp:inline>
+        </w:drawing>
+      </w:r>
     </w:p>
     <w:p>
       <w:pPr>
@@ -3505,6 +4926,453 @@
     </w:lvl>
   </w:abstractNum>
   <w:abstractNum w:abstractNumId="1" w15:restartNumberingAfterBreak="0">
+    <w:nsid w:val="0101432C"/>
+    <w:multiLevelType w:val="multilevel"/>
+    <w:tmpl w:val="6962708E"/>
+    <w:lvl w:ilvl="0">
+      <w:start w:val="1"/>
+      <w:numFmt w:val="bullet"/>
+      <w:lvlText w:val=""/>
+      <w:lvlJc w:val="left"/>
+      <w:pPr>
+        <w:tabs>
+          <w:tab w:val="num" w:pos="720"/>
+        </w:tabs>
+        <w:ind w:left="720" w:hanging="360"/>
+      </w:pPr>
+      <w:rPr>
+        <w:rFonts w:ascii="Symbol" w:hAnsi="Symbol" w:hint="default"/>
+        <w:sz w:val="20"/>
+      </w:rPr>
+    </w:lvl>
+    <w:lvl w:ilvl="1" w:tentative="1">
+      <w:start w:val="1"/>
+      <w:numFmt w:val="bullet"/>
+      <w:lvlText w:val="o"/>
+      <w:lvlJc w:val="left"/>
+      <w:pPr>
+        <w:tabs>
+          <w:tab w:val="num" w:pos="1440"/>
+        </w:tabs>
+        <w:ind w:left="1440" w:hanging="360"/>
+      </w:pPr>
+      <w:rPr>
+        <w:rFonts w:ascii="Courier New" w:hAnsi="Courier New" w:hint="default"/>
+        <w:sz w:val="20"/>
+      </w:rPr>
+    </w:lvl>
+    <w:lvl w:ilvl="2" w:tentative="1">
+      <w:start w:val="1"/>
+      <w:numFmt w:val="bullet"/>
+      <w:lvlText w:val=""/>
+      <w:lvlJc w:val="left"/>
+      <w:pPr>
+        <w:tabs>
+          <w:tab w:val="num" w:pos="2160"/>
+        </w:tabs>
+        <w:ind w:left="2160" w:hanging="360"/>
+      </w:pPr>
+      <w:rPr>
+        <w:rFonts w:ascii="Wingdings" w:hAnsi="Wingdings" w:hint="default"/>
+        <w:sz w:val="20"/>
+      </w:rPr>
+    </w:lvl>
+    <w:lvl w:ilvl="3" w:tentative="1">
+      <w:start w:val="1"/>
+      <w:numFmt w:val="bullet"/>
+      <w:lvlText w:val=""/>
+      <w:lvlJc w:val="left"/>
+      <w:pPr>
+        <w:tabs>
+          <w:tab w:val="num" w:pos="2880"/>
+        </w:tabs>
+        <w:ind w:left="2880" w:hanging="360"/>
+      </w:pPr>
+      <w:rPr>
+        <w:rFonts w:ascii="Wingdings" w:hAnsi="Wingdings" w:hint="default"/>
+        <w:sz w:val="20"/>
+      </w:rPr>
+    </w:lvl>
+    <w:lvl w:ilvl="4" w:tentative="1">
+      <w:start w:val="1"/>
+      <w:numFmt w:val="bullet"/>
+      <w:lvlText w:val=""/>
+      <w:lvlJc w:val="left"/>
+      <w:pPr>
+        <w:tabs>
+          <w:tab w:val="num" w:pos="3600"/>
+        </w:tabs>
+        <w:ind w:left="3600" w:hanging="360"/>
+      </w:pPr>
+      <w:rPr>
+        <w:rFonts w:ascii="Wingdings" w:hAnsi="Wingdings" w:hint="default"/>
+        <w:sz w:val="20"/>
+      </w:rPr>
+    </w:lvl>
+    <w:lvl w:ilvl="5" w:tentative="1">
+      <w:start w:val="1"/>
+      <w:numFmt w:val="bullet"/>
+      <w:lvlText w:val=""/>
+      <w:lvlJc w:val="left"/>
+      <w:pPr>
+        <w:tabs>
+          <w:tab w:val="num" w:pos="4320"/>
+        </w:tabs>
+        <w:ind w:left="4320" w:hanging="360"/>
+      </w:pPr>
+      <w:rPr>
+        <w:rFonts w:ascii="Wingdings" w:hAnsi="Wingdings" w:hint="default"/>
+        <w:sz w:val="20"/>
+      </w:rPr>
+    </w:lvl>
+    <w:lvl w:ilvl="6" w:tentative="1">
+      <w:start w:val="1"/>
+      <w:numFmt w:val="bullet"/>
+      <w:lvlText w:val=""/>
+      <w:lvlJc w:val="left"/>
+      <w:pPr>
+        <w:tabs>
+          <w:tab w:val="num" w:pos="5040"/>
+        </w:tabs>
+        <w:ind w:left="5040" w:hanging="360"/>
+      </w:pPr>
+      <w:rPr>
+        <w:rFonts w:ascii="Wingdings" w:hAnsi="Wingdings" w:hint="default"/>
+        <w:sz w:val="20"/>
+      </w:rPr>
+    </w:lvl>
+    <w:lvl w:ilvl="7" w:tentative="1">
+      <w:start w:val="1"/>
+      <w:numFmt w:val="bullet"/>
+      <w:lvlText w:val=""/>
+      <w:lvlJc w:val="left"/>
+      <w:pPr>
+        <w:tabs>
+          <w:tab w:val="num" w:pos="5760"/>
+        </w:tabs>
+        <w:ind w:left="5760" w:hanging="360"/>
+      </w:pPr>
+      <w:rPr>
+        <w:rFonts w:ascii="Wingdings" w:hAnsi="Wingdings" w:hint="default"/>
+        <w:sz w:val="20"/>
+      </w:rPr>
+    </w:lvl>
+    <w:lvl w:ilvl="8" w:tentative="1">
+      <w:start w:val="1"/>
+      <w:numFmt w:val="bullet"/>
+      <w:lvlText w:val=""/>
+      <w:lvlJc w:val="left"/>
+      <w:pPr>
+        <w:tabs>
+          <w:tab w:val="num" w:pos="6480"/>
+        </w:tabs>
+        <w:ind w:left="6480" w:hanging="360"/>
+      </w:pPr>
+      <w:rPr>
+        <w:rFonts w:ascii="Wingdings" w:hAnsi="Wingdings" w:hint="default"/>
+        <w:sz w:val="20"/>
+      </w:rPr>
+    </w:lvl>
+  </w:abstractNum>
+  <w:abstractNum w:abstractNumId="2" w15:restartNumberingAfterBreak="0">
+    <w:nsid w:val="10024180"/>
+    <w:multiLevelType w:val="multilevel"/>
+    <w:tmpl w:val="07B2A0F6"/>
+    <w:lvl w:ilvl="0">
+      <w:start w:val="1"/>
+      <w:numFmt w:val="bullet"/>
+      <w:lvlText w:val=""/>
+      <w:lvlJc w:val="left"/>
+      <w:pPr>
+        <w:tabs>
+          <w:tab w:val="num" w:pos="720"/>
+        </w:tabs>
+        <w:ind w:left="720" w:hanging="360"/>
+      </w:pPr>
+      <w:rPr>
+        <w:rFonts w:ascii="Symbol" w:hAnsi="Symbol" w:hint="default"/>
+        <w:sz w:val="20"/>
+      </w:rPr>
+    </w:lvl>
+    <w:lvl w:ilvl="1" w:tentative="1">
+      <w:start w:val="1"/>
+      <w:numFmt w:val="bullet"/>
+      <w:lvlText w:val="o"/>
+      <w:lvlJc w:val="left"/>
+      <w:pPr>
+        <w:tabs>
+          <w:tab w:val="num" w:pos="1440"/>
+        </w:tabs>
+        <w:ind w:left="1440" w:hanging="360"/>
+      </w:pPr>
+      <w:rPr>
+        <w:rFonts w:ascii="Courier New" w:hAnsi="Courier New" w:hint="default"/>
+        <w:sz w:val="20"/>
+      </w:rPr>
+    </w:lvl>
+    <w:lvl w:ilvl="2" w:tentative="1">
+      <w:start w:val="1"/>
+      <w:numFmt w:val="bullet"/>
+      <w:lvlText w:val=""/>
+      <w:lvlJc w:val="left"/>
+      <w:pPr>
+        <w:tabs>
+          <w:tab w:val="num" w:pos="2160"/>
+        </w:tabs>
+        <w:ind w:left="2160" w:hanging="360"/>
+      </w:pPr>
+      <w:rPr>
+        <w:rFonts w:ascii="Wingdings" w:hAnsi="Wingdings" w:hint="default"/>
+        <w:sz w:val="20"/>
+      </w:rPr>
+    </w:lvl>
+    <w:lvl w:ilvl="3" w:tentative="1">
+      <w:start w:val="1"/>
+      <w:numFmt w:val="bullet"/>
+      <w:lvlText w:val=""/>
+      <w:lvlJc w:val="left"/>
+      <w:pPr>
+        <w:tabs>
+          <w:tab w:val="num" w:pos="2880"/>
+        </w:tabs>
+        <w:ind w:left="2880" w:hanging="360"/>
+      </w:pPr>
+      <w:rPr>
+        <w:rFonts w:ascii="Wingdings" w:hAnsi="Wingdings" w:hint="default"/>
+        <w:sz w:val="20"/>
+      </w:rPr>
+    </w:lvl>
+    <w:lvl w:ilvl="4" w:tentative="1">
+      <w:start w:val="1"/>
+      <w:numFmt w:val="bullet"/>
+      <w:lvlText w:val=""/>
+      <w:lvlJc w:val="left"/>
+      <w:pPr>
+        <w:tabs>
+          <w:tab w:val="num" w:pos="3600"/>
+        </w:tabs>
+        <w:ind w:left="3600" w:hanging="360"/>
+      </w:pPr>
+      <w:rPr>
+        <w:rFonts w:ascii="Wingdings" w:hAnsi="Wingdings" w:hint="default"/>
+        <w:sz w:val="20"/>
+      </w:rPr>
+    </w:lvl>
+    <w:lvl w:ilvl="5" w:tentative="1">
+      <w:start w:val="1"/>
+      <w:numFmt w:val="bullet"/>
+      <w:lvlText w:val=""/>
+      <w:lvlJc w:val="left"/>
+      <w:pPr>
+        <w:tabs>
+          <w:tab w:val="num" w:pos="4320"/>
+        </w:tabs>
+        <w:ind w:left="4320" w:hanging="360"/>
+      </w:pPr>
+      <w:rPr>
+        <w:rFonts w:ascii="Wingdings" w:hAnsi="Wingdings" w:hint="default"/>
+        <w:sz w:val="20"/>
+      </w:rPr>
+    </w:lvl>
+    <w:lvl w:ilvl="6" w:tentative="1">
+      <w:start w:val="1"/>
+      <w:numFmt w:val="bullet"/>
+      <w:lvlText w:val=""/>
+      <w:lvlJc w:val="left"/>
+      <w:pPr>
+        <w:tabs>
+          <w:tab w:val="num" w:pos="5040"/>
+        </w:tabs>
+        <w:ind w:left="5040" w:hanging="360"/>
+      </w:pPr>
+      <w:rPr>
+        <w:rFonts w:ascii="Wingdings" w:hAnsi="Wingdings" w:hint="default"/>
+        <w:sz w:val="20"/>
+      </w:rPr>
+    </w:lvl>
+    <w:lvl w:ilvl="7" w:tentative="1">
+      <w:start w:val="1"/>
+      <w:numFmt w:val="bullet"/>
+      <w:lvlText w:val=""/>
+      <w:lvlJc w:val="left"/>
+      <w:pPr>
+        <w:tabs>
+          <w:tab w:val="num" w:pos="5760"/>
+        </w:tabs>
+        <w:ind w:left="5760" w:hanging="360"/>
+      </w:pPr>
+      <w:rPr>
+        <w:rFonts w:ascii="Wingdings" w:hAnsi="Wingdings" w:hint="default"/>
+        <w:sz w:val="20"/>
+      </w:rPr>
+    </w:lvl>
+    <w:lvl w:ilvl="8" w:tentative="1">
+      <w:start w:val="1"/>
+      <w:numFmt w:val="bullet"/>
+      <w:lvlText w:val=""/>
+      <w:lvlJc w:val="left"/>
+      <w:pPr>
+        <w:tabs>
+          <w:tab w:val="num" w:pos="6480"/>
+        </w:tabs>
+        <w:ind w:left="6480" w:hanging="360"/>
+      </w:pPr>
+      <w:rPr>
+        <w:rFonts w:ascii="Wingdings" w:hAnsi="Wingdings" w:hint="default"/>
+        <w:sz w:val="20"/>
+      </w:rPr>
+    </w:lvl>
+  </w:abstractNum>
+  <w:abstractNum w:abstractNumId="3" w15:restartNumberingAfterBreak="0">
+    <w:nsid w:val="222C3B74"/>
+    <w:multiLevelType w:val="multilevel"/>
+    <w:tmpl w:val="1790770E"/>
+    <w:lvl w:ilvl="0">
+      <w:start w:val="1"/>
+      <w:numFmt w:val="bullet"/>
+      <w:lvlText w:val=""/>
+      <w:lvlJc w:val="left"/>
+      <w:pPr>
+        <w:tabs>
+          <w:tab w:val="num" w:pos="720"/>
+        </w:tabs>
+        <w:ind w:left="720" w:hanging="360"/>
+      </w:pPr>
+      <w:rPr>
+        <w:rFonts w:ascii="Symbol" w:hAnsi="Symbol" w:hint="default"/>
+        <w:sz w:val="20"/>
+      </w:rPr>
+    </w:lvl>
+    <w:lvl w:ilvl="1">
+      <w:start w:val="1"/>
+      <w:numFmt w:val="bullet"/>
+      <w:lvlText w:val="o"/>
+      <w:lvlJc w:val="left"/>
+      <w:pPr>
+        <w:tabs>
+          <w:tab w:val="num" w:pos="1440"/>
+        </w:tabs>
+        <w:ind w:left="1440" w:hanging="360"/>
+      </w:pPr>
+      <w:rPr>
+        <w:rFonts w:ascii="Courier New" w:hAnsi="Courier New" w:hint="default"/>
+        <w:sz w:val="20"/>
+      </w:rPr>
+    </w:lvl>
+    <w:lvl w:ilvl="2" w:tentative="1">
+      <w:start w:val="1"/>
+      <w:numFmt w:val="bullet"/>
+      <w:lvlText w:val=""/>
+      <w:lvlJc w:val="left"/>
+      <w:pPr>
+        <w:tabs>
+          <w:tab w:val="num" w:pos="2160"/>
+        </w:tabs>
+        <w:ind w:left="2160" w:hanging="360"/>
+      </w:pPr>
+      <w:rPr>
+        <w:rFonts w:ascii="Wingdings" w:hAnsi="Wingdings" w:hint="default"/>
+        <w:sz w:val="20"/>
+      </w:rPr>
+    </w:lvl>
+    <w:lvl w:ilvl="3" w:tentative="1">
+      <w:start w:val="1"/>
+      <w:numFmt w:val="bullet"/>
+      <w:lvlText w:val=""/>
+      <w:lvlJc w:val="left"/>
+      <w:pPr>
+        <w:tabs>
+          <w:tab w:val="num" w:pos="2880"/>
+        </w:tabs>
+        <w:ind w:left="2880" w:hanging="360"/>
+      </w:pPr>
+      <w:rPr>
+        <w:rFonts w:ascii="Wingdings" w:hAnsi="Wingdings" w:hint="default"/>
+        <w:sz w:val="20"/>
+      </w:rPr>
+    </w:lvl>
+    <w:lvl w:ilvl="4" w:tentative="1">
+      <w:start w:val="1"/>
+      <w:numFmt w:val="bullet"/>
+      <w:lvlText w:val=""/>
+      <w:lvlJc w:val="left"/>
+      <w:pPr>
+        <w:tabs>
+          <w:tab w:val="num" w:pos="3600"/>
+        </w:tabs>
+        <w:ind w:left="3600" w:hanging="360"/>
+      </w:pPr>
+      <w:rPr>
+        <w:rFonts w:ascii="Wingdings" w:hAnsi="Wingdings" w:hint="default"/>
+        <w:sz w:val="20"/>
+      </w:rPr>
+    </w:lvl>
+    <w:lvl w:ilvl="5" w:tentative="1">
+      <w:start w:val="1"/>
+      <w:numFmt w:val="bullet"/>
+      <w:lvlText w:val=""/>
+      <w:lvlJc w:val="left"/>
+      <w:pPr>
+        <w:tabs>
+          <w:tab w:val="num" w:pos="4320"/>
+        </w:tabs>
+        <w:ind w:left="4320" w:hanging="360"/>
+      </w:pPr>
+      <w:rPr>
+        <w:rFonts w:ascii="Wingdings" w:hAnsi="Wingdings" w:hint="default"/>
+        <w:sz w:val="20"/>
+      </w:rPr>
+    </w:lvl>
+    <w:lvl w:ilvl="6" w:tentative="1">
+      <w:start w:val="1"/>
+      <w:numFmt w:val="bullet"/>
+      <w:lvlText w:val=""/>
+      <w:lvlJc w:val="left"/>
+      <w:pPr>
+        <w:tabs>
+          <w:tab w:val="num" w:pos="5040"/>
+        </w:tabs>
+        <w:ind w:left="5040" w:hanging="360"/>
+      </w:pPr>
+      <w:rPr>
+        <w:rFonts w:ascii="Wingdings" w:hAnsi="Wingdings" w:hint="default"/>
+        <w:sz w:val="20"/>
+      </w:rPr>
+    </w:lvl>
+    <w:lvl w:ilvl="7" w:tentative="1">
+      <w:start w:val="1"/>
+      <w:numFmt w:val="bullet"/>
+      <w:lvlText w:val=""/>
+      <w:lvlJc w:val="left"/>
+      <w:pPr>
+        <w:tabs>
+          <w:tab w:val="num" w:pos="5760"/>
+        </w:tabs>
+        <w:ind w:left="5760" w:hanging="360"/>
+      </w:pPr>
+      <w:rPr>
+        <w:rFonts w:ascii="Wingdings" w:hAnsi="Wingdings" w:hint="default"/>
+        <w:sz w:val="20"/>
+      </w:rPr>
+    </w:lvl>
+    <w:lvl w:ilvl="8" w:tentative="1">
+      <w:start w:val="1"/>
+      <w:numFmt w:val="bullet"/>
+      <w:lvlText w:val=""/>
+      <w:lvlJc w:val="left"/>
+      <w:pPr>
+        <w:tabs>
+          <w:tab w:val="num" w:pos="6480"/>
+        </w:tabs>
+        <w:ind w:left="6480" w:hanging="360"/>
+      </w:pPr>
+      <w:rPr>
+        <w:rFonts w:ascii="Wingdings" w:hAnsi="Wingdings" w:hint="default"/>
+        <w:sz w:val="20"/>
+      </w:rPr>
+    </w:lvl>
+  </w:abstractNum>
+  <w:abstractNum w:abstractNumId="4" w15:restartNumberingAfterBreak="0">
     <w:nsid w:val="45FD38A4"/>
     <w:multiLevelType w:val="multilevel"/>
     <w:tmpl w:val="4740F23E"/>
@@ -3653,7 +5521,7 @@
       </w:rPr>
     </w:lvl>
   </w:abstractNum>
-  <w:abstractNum w:abstractNumId="2" w15:restartNumberingAfterBreak="0">
+  <w:abstractNum w:abstractNumId="5" w15:restartNumberingAfterBreak="0">
     <w:nsid w:val="493E1C30"/>
     <w:multiLevelType w:val="multilevel"/>
     <w:tmpl w:val="338041E4"/>
@@ -3802,7 +5670,285 @@
       </w:rPr>
     </w:lvl>
   </w:abstractNum>
-  <w:abstractNum w:abstractNumId="3" w15:restartNumberingAfterBreak="0">
+  <w:abstractNum w:abstractNumId="6" w15:restartNumberingAfterBreak="0">
+    <w:nsid w:val="51A60420"/>
+    <w:multiLevelType w:val="multilevel"/>
+    <w:tmpl w:val="D06C4436"/>
+    <w:lvl w:ilvl="0">
+      <w:start w:val="1"/>
+      <w:numFmt w:val="bullet"/>
+      <w:lvlText w:val=""/>
+      <w:lvlJc w:val="left"/>
+      <w:pPr>
+        <w:tabs>
+          <w:tab w:val="num" w:pos="720"/>
+        </w:tabs>
+        <w:ind w:left="720" w:hanging="360"/>
+      </w:pPr>
+      <w:rPr>
+        <w:rFonts w:ascii="Symbol" w:hAnsi="Symbol" w:hint="default"/>
+        <w:sz w:val="20"/>
+      </w:rPr>
+    </w:lvl>
+    <w:lvl w:ilvl="1" w:tentative="1">
+      <w:start w:val="1"/>
+      <w:numFmt w:val="bullet"/>
+      <w:lvlText w:val="o"/>
+      <w:lvlJc w:val="left"/>
+      <w:pPr>
+        <w:tabs>
+          <w:tab w:val="num" w:pos="1440"/>
+        </w:tabs>
+        <w:ind w:left="1440" w:hanging="360"/>
+      </w:pPr>
+      <w:rPr>
+        <w:rFonts w:ascii="Courier New" w:hAnsi="Courier New" w:hint="default"/>
+        <w:sz w:val="20"/>
+      </w:rPr>
+    </w:lvl>
+    <w:lvl w:ilvl="2" w:tentative="1">
+      <w:start w:val="1"/>
+      <w:numFmt w:val="bullet"/>
+      <w:lvlText w:val=""/>
+      <w:lvlJc w:val="left"/>
+      <w:pPr>
+        <w:tabs>
+          <w:tab w:val="num" w:pos="2160"/>
+        </w:tabs>
+        <w:ind w:left="2160" w:hanging="360"/>
+      </w:pPr>
+      <w:rPr>
+        <w:rFonts w:ascii="Wingdings" w:hAnsi="Wingdings" w:hint="default"/>
+        <w:sz w:val="20"/>
+      </w:rPr>
+    </w:lvl>
+    <w:lvl w:ilvl="3" w:tentative="1">
+      <w:start w:val="1"/>
+      <w:numFmt w:val="bullet"/>
+      <w:lvlText w:val=""/>
+      <w:lvlJc w:val="left"/>
+      <w:pPr>
+        <w:tabs>
+          <w:tab w:val="num" w:pos="2880"/>
+        </w:tabs>
+        <w:ind w:left="2880" w:hanging="360"/>
+      </w:pPr>
+      <w:rPr>
+        <w:rFonts w:ascii="Wingdings" w:hAnsi="Wingdings" w:hint="default"/>
+        <w:sz w:val="20"/>
+      </w:rPr>
+    </w:lvl>
+    <w:lvl w:ilvl="4" w:tentative="1">
+      <w:start w:val="1"/>
+      <w:numFmt w:val="bullet"/>
+      <w:lvlText w:val=""/>
+      <w:lvlJc w:val="left"/>
+      <w:pPr>
+        <w:tabs>
+          <w:tab w:val="num" w:pos="3600"/>
+        </w:tabs>
+        <w:ind w:left="3600" w:hanging="360"/>
+      </w:pPr>
+      <w:rPr>
+        <w:rFonts w:ascii="Wingdings" w:hAnsi="Wingdings" w:hint="default"/>
+        <w:sz w:val="20"/>
+      </w:rPr>
+    </w:lvl>
+    <w:lvl w:ilvl="5" w:tentative="1">
+      <w:start w:val="1"/>
+      <w:numFmt w:val="bullet"/>
+      <w:lvlText w:val=""/>
+      <w:lvlJc w:val="left"/>
+      <w:pPr>
+        <w:tabs>
+          <w:tab w:val="num" w:pos="4320"/>
+        </w:tabs>
+        <w:ind w:left="4320" w:hanging="360"/>
+      </w:pPr>
+      <w:rPr>
+        <w:rFonts w:ascii="Wingdings" w:hAnsi="Wingdings" w:hint="default"/>
+        <w:sz w:val="20"/>
+      </w:rPr>
+    </w:lvl>
+    <w:lvl w:ilvl="6" w:tentative="1">
+      <w:start w:val="1"/>
+      <w:numFmt w:val="bullet"/>
+      <w:lvlText w:val=""/>
+      <w:lvlJc w:val="left"/>
+      <w:pPr>
+        <w:tabs>
+          <w:tab w:val="num" w:pos="5040"/>
+        </w:tabs>
+        <w:ind w:left="5040" w:hanging="360"/>
+      </w:pPr>
+      <w:rPr>
+        <w:rFonts w:ascii="Wingdings" w:hAnsi="Wingdings" w:hint="default"/>
+        <w:sz w:val="20"/>
+      </w:rPr>
+    </w:lvl>
+    <w:lvl w:ilvl="7" w:tentative="1">
+      <w:start w:val="1"/>
+      <w:numFmt w:val="bullet"/>
+      <w:lvlText w:val=""/>
+      <w:lvlJc w:val="left"/>
+      <w:pPr>
+        <w:tabs>
+          <w:tab w:val="num" w:pos="5760"/>
+        </w:tabs>
+        <w:ind w:left="5760" w:hanging="360"/>
+      </w:pPr>
+      <w:rPr>
+        <w:rFonts w:ascii="Wingdings" w:hAnsi="Wingdings" w:hint="default"/>
+        <w:sz w:val="20"/>
+      </w:rPr>
+    </w:lvl>
+    <w:lvl w:ilvl="8" w:tentative="1">
+      <w:start w:val="1"/>
+      <w:numFmt w:val="bullet"/>
+      <w:lvlText w:val=""/>
+      <w:lvlJc w:val="left"/>
+      <w:pPr>
+        <w:tabs>
+          <w:tab w:val="num" w:pos="6480"/>
+        </w:tabs>
+        <w:ind w:left="6480" w:hanging="360"/>
+      </w:pPr>
+      <w:rPr>
+        <w:rFonts w:ascii="Wingdings" w:hAnsi="Wingdings" w:hint="default"/>
+        <w:sz w:val="20"/>
+      </w:rPr>
+    </w:lvl>
+  </w:abstractNum>
+  <w:abstractNum w:abstractNumId="7" w15:restartNumberingAfterBreak="0">
+    <w:nsid w:val="534A049F"/>
+    <w:multiLevelType w:val="multilevel"/>
+    <w:tmpl w:val="6216657C"/>
+    <w:lvl w:ilvl="0">
+      <w:start w:val="1"/>
+      <w:numFmt w:val="decimal"/>
+      <w:lvlText w:val="%1."/>
+      <w:lvlJc w:val="left"/>
+      <w:pPr>
+        <w:ind w:left="720" w:hanging="360"/>
+      </w:pPr>
+      <w:rPr>
+        <w:rFonts w:hint="default"/>
+      </w:rPr>
+    </w:lvl>
+    <w:lvl w:ilvl="1">
+      <w:start w:val="1"/>
+      <w:numFmt w:val="decimal"/>
+      <w:isLgl/>
+      <w:lvlText w:val="%1.%2."/>
+      <w:lvlJc w:val="left"/>
+      <w:pPr>
+        <w:ind w:left="1440" w:hanging="720"/>
+      </w:pPr>
+      <w:rPr>
+        <w:rFonts w:hint="default"/>
+        <w:b w:val="0"/>
+      </w:rPr>
+    </w:lvl>
+    <w:lvl w:ilvl="2">
+      <w:start w:val="1"/>
+      <w:numFmt w:val="decimal"/>
+      <w:isLgl/>
+      <w:lvlText w:val="%1.%2.%3."/>
+      <w:lvlJc w:val="left"/>
+      <w:pPr>
+        <w:ind w:left="1800" w:hanging="720"/>
+      </w:pPr>
+      <w:rPr>
+        <w:rFonts w:hint="default"/>
+        <w:b w:val="0"/>
+      </w:rPr>
+    </w:lvl>
+    <w:lvl w:ilvl="3">
+      <w:start w:val="1"/>
+      <w:numFmt w:val="decimal"/>
+      <w:isLgl/>
+      <w:lvlText w:val="%1.%2.%3.%4."/>
+      <w:lvlJc w:val="left"/>
+      <w:pPr>
+        <w:ind w:left="2520" w:hanging="1080"/>
+      </w:pPr>
+      <w:rPr>
+        <w:rFonts w:hint="default"/>
+        <w:b w:val="0"/>
+      </w:rPr>
+    </w:lvl>
+    <w:lvl w:ilvl="4">
+      <w:start w:val="1"/>
+      <w:numFmt w:val="decimal"/>
+      <w:isLgl/>
+      <w:lvlText w:val="%1.%2.%3.%4.%5."/>
+      <w:lvlJc w:val="left"/>
+      <w:pPr>
+        <w:ind w:left="2880" w:hanging="1080"/>
+      </w:pPr>
+      <w:rPr>
+        <w:rFonts w:hint="default"/>
+        <w:b w:val="0"/>
+      </w:rPr>
+    </w:lvl>
+    <w:lvl w:ilvl="5">
+      <w:start w:val="1"/>
+      <w:numFmt w:val="decimal"/>
+      <w:isLgl/>
+      <w:lvlText w:val="%1.%2.%3.%4.%5.%6."/>
+      <w:lvlJc w:val="left"/>
+      <w:pPr>
+        <w:ind w:left="3600" w:hanging="1440"/>
+      </w:pPr>
+      <w:rPr>
+        <w:rFonts w:hint="default"/>
+        <w:b w:val="0"/>
+      </w:rPr>
+    </w:lvl>
+    <w:lvl w:ilvl="6">
+      <w:start w:val="1"/>
+      <w:numFmt w:val="decimal"/>
+      <w:isLgl/>
+      <w:lvlText w:val="%1.%2.%3.%4.%5.%6.%7."/>
+      <w:lvlJc w:val="left"/>
+      <w:pPr>
+        <w:ind w:left="3960" w:hanging="1440"/>
+      </w:pPr>
+      <w:rPr>
+        <w:rFonts w:hint="default"/>
+        <w:b w:val="0"/>
+      </w:rPr>
+    </w:lvl>
+    <w:lvl w:ilvl="7">
+      <w:start w:val="1"/>
+      <w:numFmt w:val="decimal"/>
+      <w:isLgl/>
+      <w:lvlText w:val="%1.%2.%3.%4.%5.%6.%7.%8."/>
+      <w:lvlJc w:val="left"/>
+      <w:pPr>
+        <w:ind w:left="4680" w:hanging="1800"/>
+      </w:pPr>
+      <w:rPr>
+        <w:rFonts w:hint="default"/>
+        <w:b w:val="0"/>
+      </w:rPr>
+    </w:lvl>
+    <w:lvl w:ilvl="8">
+      <w:start w:val="1"/>
+      <w:numFmt w:val="decimal"/>
+      <w:isLgl/>
+      <w:lvlText w:val="%1.%2.%3.%4.%5.%6.%7.%8.%9."/>
+      <w:lvlJc w:val="left"/>
+      <w:pPr>
+        <w:ind w:left="5400" w:hanging="2160"/>
+      </w:pPr>
+      <w:rPr>
+        <w:rFonts w:hint="default"/>
+        <w:b w:val="0"/>
+      </w:rPr>
+    </w:lvl>
+  </w:abstractNum>
+  <w:abstractNum w:abstractNumId="8" w15:restartNumberingAfterBreak="0">
     <w:nsid w:val="588708AD"/>
     <w:multiLevelType w:val="hybridMultilevel"/>
     <w:tmpl w:val="449C6DDC"/>
@@ -3915,7 +6061,7 @@
       </w:rPr>
     </w:lvl>
   </w:abstractNum>
-  <w:abstractNum w:abstractNumId="4" w15:restartNumberingAfterBreak="0">
+  <w:abstractNum w:abstractNumId="9" w15:restartNumberingAfterBreak="0">
     <w:nsid w:val="6BE74B34"/>
     <w:multiLevelType w:val="multilevel"/>
     <w:tmpl w:val="7D164F56"/>
@@ -4064,7 +6210,7 @@
       </w:rPr>
     </w:lvl>
   </w:abstractNum>
-  <w:abstractNum w:abstractNumId="5" w15:restartNumberingAfterBreak="0">
+  <w:abstractNum w:abstractNumId="10" w15:restartNumberingAfterBreak="0">
     <w:nsid w:val="716616A0"/>
     <w:multiLevelType w:val="hybridMultilevel"/>
     <w:tmpl w:val="F0C69B3E"/>
@@ -4177,22 +6323,37 @@
     </w:lvl>
   </w:abstractNum>
   <w:num w:numId="1" w16cid:durableId="1879732678">
+    <w:abstractNumId w:val="10"/>
+  </w:num>
+  <w:num w:numId="2" w16cid:durableId="1254825618">
+    <w:abstractNumId w:val="8"/>
+  </w:num>
+  <w:num w:numId="3" w16cid:durableId="511342455">
     <w:abstractNumId w:val="5"/>
   </w:num>
-  <w:num w:numId="2" w16cid:durableId="1254825618">
-    <w:abstractNumId w:val="3"/>
-  </w:num>
-  <w:num w:numId="3" w16cid:durableId="511342455">
-    <w:abstractNumId w:val="2"/>
-  </w:num>
   <w:num w:numId="4" w16cid:durableId="7217900">
-    <w:abstractNumId w:val="4"/>
+    <w:abstractNumId w:val="9"/>
   </w:num>
   <w:num w:numId="5" w16cid:durableId="1761874409">
     <w:abstractNumId w:val="0"/>
   </w:num>
   <w:num w:numId="6" w16cid:durableId="1796941828">
+    <w:abstractNumId w:val="4"/>
+  </w:num>
+  <w:num w:numId="7" w16cid:durableId="1578829035">
+    <w:abstractNumId w:val="3"/>
+  </w:num>
+  <w:num w:numId="8" w16cid:durableId="345642872">
+    <w:abstractNumId w:val="6"/>
+  </w:num>
+  <w:num w:numId="9" w16cid:durableId="1072922172">
+    <w:abstractNumId w:val="2"/>
+  </w:num>
+  <w:num w:numId="10" w16cid:durableId="1266501639">
     <w:abstractNumId w:val="1"/>
+  </w:num>
+  <w:num w:numId="11" w16cid:durableId="54547820">
+    <w:abstractNumId w:val="7"/>
   </w:num>
 </w:numbering>
 </file>
